--- a/CarbonTraceDB.docx
+++ b/CarbonTraceDB.docx
@@ -9,6 +9,7 @@
           <w:rFonts w:ascii="Times New Roman" w:hAnsi="Times New Roman" w:cs="Times New Roman"/>
           <w:b/>
           <w:bCs/>
+          <w:u w:val="single"/>
         </w:rPr>
       </w:pPr>
       <w:r>
@@ -35,6 +36,8 @@
         </w:rPr>
         <w:t>O PAULISTA</w:t>
       </w:r>
+      <w:bookmarkStart w:id="0" w:name="_GoBack"/>
+      <w:bookmarkEnd w:id="0"/>
     </w:p>
     <w:p>
       <w:pPr>
@@ -1764,19 +1767,7 @@
         </w:p>
         <w:p>
           <w:r>
-            <w:t xml:space="preserve">   2.3 Modelagem Relacional</w:t>
-          </w:r>
-          <w:r>
-            <w:t>....................</w:t>
-          </w:r>
-          <w:r>
-            <w:t>..........................</w:t>
-          </w:r>
-          <w:r>
-            <w:t>...............................</w:t>
-          </w:r>
-          <w:r>
-            <w:t>12</w:t>
+            <w:t xml:space="preserve">   2.3 Modelagem Relacional.............................................................................12</w:t>
           </w:r>
         </w:p>
         <w:p>
@@ -1837,8 +1828,6 @@
           <w:b/>
         </w:rPr>
       </w:pPr>
-      <w:bookmarkStart w:id="0" w:name="_GoBack"/>
-      <w:bookmarkEnd w:id="0"/>
     </w:p>
     <w:p>
       <w:pPr>
@@ -2468,7 +2457,25 @@
           <w:sz w:val="22"/>
           <w:szCs w:val="22"/>
         </w:rPr>
-        <w:t>Um alerta pode notificar múltiplos órgãos ambientais (relação N:N).</w:t>
+        <w:t xml:space="preserve">Um alerta pode notificar múltiplos órgãos ambientais (relação </w:t>
+      </w:r>
+      <w:proofErr w:type="gramStart"/>
+      <w:r>
+        <w:rPr>
+          <w:rFonts w:ascii="Arial" w:eastAsia="Arial" w:hAnsi="Arial" w:cs="Arial"/>
+          <w:sz w:val="22"/>
+          <w:szCs w:val="22"/>
+        </w:rPr>
+        <w:t>N:N</w:t>
+      </w:r>
+      <w:proofErr w:type="gramEnd"/>
+      <w:r>
+        <w:rPr>
+          <w:rFonts w:ascii="Arial" w:eastAsia="Arial" w:hAnsi="Arial" w:cs="Arial"/>
+          <w:sz w:val="22"/>
+          <w:szCs w:val="22"/>
+        </w:rPr>
+        <w:t>).</w:t>
       </w:r>
     </w:p>
     <w:p>
@@ -2774,12 +2781,6 @@
         <w:gridCol w:w="2020"/>
       </w:tblGrid>
       <w:tr>
-        <w:tblPrEx>
-          <w:tblCellMar>
-            <w:top w:w="0" w:type="dxa"/>
-            <w:bottom w:w="0" w:type="dxa"/>
-          </w:tblCellMar>
-        </w:tblPrEx>
         <w:tc>
           <w:tcPr>
             <w:tcW w:w="1600" w:type="dxa"/>
@@ -2986,12 +2987,6 @@
         </w:tc>
       </w:tr>
       <w:tr>
-        <w:tblPrEx>
-          <w:tblCellMar>
-            <w:top w:w="0" w:type="dxa"/>
-            <w:bottom w:w="0" w:type="dxa"/>
-          </w:tblCellMar>
-        </w:tblPrEx>
         <w:tc>
           <w:tcPr>
             <w:tcW w:w="1600" w:type="dxa"/>
@@ -3011,13 +3006,23 @@
           </w:tcPr>
           <w:p>
             <w:proofErr w:type="spellStart"/>
-            <w:r>
-              <w:rPr>
-                <w:rFonts w:ascii="Arial" w:eastAsia="Arial" w:hAnsi="Arial" w:cs="Arial"/>
-                <w:sz w:val="20"/>
-                <w:szCs w:val="20"/>
-              </w:rPr>
-              <w:t>id_estado</w:t>
+            <w:proofErr w:type="gramStart"/>
+            <w:r>
+              <w:rPr>
+                <w:rFonts w:ascii="Arial" w:eastAsia="Arial" w:hAnsi="Arial" w:cs="Arial"/>
+                <w:sz w:val="20"/>
+                <w:szCs w:val="20"/>
+              </w:rPr>
+              <w:t>id</w:t>
+            </w:r>
+            <w:proofErr w:type="gramEnd"/>
+            <w:r>
+              <w:rPr>
+                <w:rFonts w:ascii="Arial" w:eastAsia="Arial" w:hAnsi="Arial" w:cs="Arial"/>
+                <w:sz w:val="20"/>
+                <w:szCs w:val="20"/>
+              </w:rPr>
+              <w:t>_estado</w:t>
             </w:r>
             <w:proofErr w:type="spellEnd"/>
           </w:p>
@@ -3040,13 +3045,23 @@
             </w:tcMar>
           </w:tcPr>
           <w:p>
-            <w:r>
-              <w:rPr>
-                <w:rFonts w:ascii="Arial" w:eastAsia="Arial" w:hAnsi="Arial" w:cs="Arial"/>
-                <w:sz w:val="20"/>
-                <w:szCs w:val="20"/>
-              </w:rPr>
-              <w:t>NUMBER(2)</w:t>
+            <w:proofErr w:type="gramStart"/>
+            <w:r>
+              <w:rPr>
+                <w:rFonts w:ascii="Arial" w:eastAsia="Arial" w:hAnsi="Arial" w:cs="Arial"/>
+                <w:sz w:val="20"/>
+                <w:szCs w:val="20"/>
+              </w:rPr>
+              <w:t>NUMBER(</w:t>
+            </w:r>
+            <w:proofErr w:type="gramEnd"/>
+            <w:r>
+              <w:rPr>
+                <w:rFonts w:ascii="Arial" w:eastAsia="Arial" w:hAnsi="Arial" w:cs="Arial"/>
+                <w:sz w:val="20"/>
+                <w:szCs w:val="20"/>
+              </w:rPr>
+              <w:t>2)</w:t>
             </w:r>
           </w:p>
         </w:tc>
@@ -3170,12 +3185,6 @@
         </w:tc>
       </w:tr>
       <w:tr>
-        <w:tblPrEx>
-          <w:tblCellMar>
-            <w:top w:w="0" w:type="dxa"/>
-            <w:bottom w:w="0" w:type="dxa"/>
-          </w:tblCellMar>
-        </w:tblPrEx>
         <w:tc>
           <w:tcPr>
             <w:tcW w:w="1600" w:type="dxa"/>
@@ -3194,6 +3203,7 @@
             </w:tcMar>
           </w:tcPr>
           <w:p>
+            <w:proofErr w:type="gramStart"/>
             <w:r>
               <w:rPr>
                 <w:rFonts w:ascii="Arial" w:eastAsia="Arial" w:hAnsi="Arial" w:cs="Arial"/>
@@ -3202,6 +3212,7 @@
               </w:rPr>
               <w:t>nome</w:t>
             </w:r>
+            <w:proofErr w:type="gramEnd"/>
           </w:p>
         </w:tc>
         <w:tc>
@@ -3352,12 +3363,6 @@
         </w:tc>
       </w:tr>
       <w:tr>
-        <w:tblPrEx>
-          <w:tblCellMar>
-            <w:top w:w="0" w:type="dxa"/>
-            <w:bottom w:w="0" w:type="dxa"/>
-          </w:tblCellMar>
-        </w:tblPrEx>
         <w:tc>
           <w:tcPr>
             <w:tcW w:w="1600" w:type="dxa"/>
@@ -3376,6 +3381,7 @@
             </w:tcMar>
           </w:tcPr>
           <w:p>
+            <w:proofErr w:type="gramStart"/>
             <w:r>
               <w:rPr>
                 <w:rFonts w:ascii="Arial" w:eastAsia="Arial" w:hAnsi="Arial" w:cs="Arial"/>
@@ -3384,6 +3390,7 @@
               </w:rPr>
               <w:t>sigla</w:t>
             </w:r>
+            <w:proofErr w:type="gramEnd"/>
           </w:p>
         </w:tc>
         <w:tc>
@@ -3404,13 +3411,23 @@
             </w:tcMar>
           </w:tcPr>
           <w:p>
-            <w:r>
-              <w:rPr>
-                <w:rFonts w:ascii="Arial" w:eastAsia="Arial" w:hAnsi="Arial" w:cs="Arial"/>
-                <w:sz w:val="20"/>
-                <w:szCs w:val="20"/>
-              </w:rPr>
-              <w:t>CHAR(2)</w:t>
+            <w:proofErr w:type="gramStart"/>
+            <w:r>
+              <w:rPr>
+                <w:rFonts w:ascii="Arial" w:eastAsia="Arial" w:hAnsi="Arial" w:cs="Arial"/>
+                <w:sz w:val="20"/>
+                <w:szCs w:val="20"/>
+              </w:rPr>
+              <w:t>CHAR(</w:t>
+            </w:r>
+            <w:proofErr w:type="gramEnd"/>
+            <w:r>
+              <w:rPr>
+                <w:rFonts w:ascii="Arial" w:eastAsia="Arial" w:hAnsi="Arial" w:cs="Arial"/>
+                <w:sz w:val="20"/>
+                <w:szCs w:val="20"/>
+              </w:rPr>
+              <w:t>2)</w:t>
             </w:r>
           </w:p>
         </w:tc>
@@ -3438,8 +3455,18 @@
                 <w:sz w:val="20"/>
                 <w:szCs w:val="20"/>
               </w:rPr>
-              <w:t>NOT NULL,UNIQUE</w:t>
-            </w:r>
+              <w:t xml:space="preserve">NOT </w:t>
+            </w:r>
+            <w:proofErr w:type="gramStart"/>
+            <w:r>
+              <w:rPr>
+                <w:rFonts w:ascii="Arial" w:eastAsia="Arial" w:hAnsi="Arial" w:cs="Arial"/>
+                <w:sz w:val="20"/>
+                <w:szCs w:val="20"/>
+              </w:rPr>
+              <w:t>NULL,UNIQUE</w:t>
+            </w:r>
+            <w:proofErr w:type="gramEnd"/>
           </w:p>
         </w:tc>
         <w:tc>
@@ -3603,12 +3630,6 @@
         <w:gridCol w:w="2072"/>
       </w:tblGrid>
       <w:tr>
-        <w:tblPrEx>
-          <w:tblCellMar>
-            <w:top w:w="0" w:type="dxa"/>
-            <w:bottom w:w="0" w:type="dxa"/>
-          </w:tblCellMar>
-        </w:tblPrEx>
         <w:tc>
           <w:tcPr>
             <w:tcW w:w="1600" w:type="dxa"/>
@@ -3815,12 +3836,6 @@
         </w:tc>
       </w:tr>
       <w:tr>
-        <w:tblPrEx>
-          <w:tblCellMar>
-            <w:top w:w="0" w:type="dxa"/>
-            <w:bottom w:w="0" w:type="dxa"/>
-          </w:tblCellMar>
-        </w:tblPrEx>
         <w:tc>
           <w:tcPr>
             <w:tcW w:w="1600" w:type="dxa"/>
@@ -3840,13 +3855,23 @@
           </w:tcPr>
           <w:p>
             <w:proofErr w:type="spellStart"/>
-            <w:r>
-              <w:rPr>
-                <w:rFonts w:ascii="Arial" w:eastAsia="Arial" w:hAnsi="Arial" w:cs="Arial"/>
-                <w:sz w:val="20"/>
-                <w:szCs w:val="20"/>
-              </w:rPr>
-              <w:t>id_satelite</w:t>
+            <w:proofErr w:type="gramStart"/>
+            <w:r>
+              <w:rPr>
+                <w:rFonts w:ascii="Arial" w:eastAsia="Arial" w:hAnsi="Arial" w:cs="Arial"/>
+                <w:sz w:val="20"/>
+                <w:szCs w:val="20"/>
+              </w:rPr>
+              <w:t>id</w:t>
+            </w:r>
+            <w:proofErr w:type="gramEnd"/>
+            <w:r>
+              <w:rPr>
+                <w:rFonts w:ascii="Arial" w:eastAsia="Arial" w:hAnsi="Arial" w:cs="Arial"/>
+                <w:sz w:val="20"/>
+                <w:szCs w:val="20"/>
+              </w:rPr>
+              <w:t>_satelite</w:t>
             </w:r>
             <w:proofErr w:type="spellEnd"/>
           </w:p>
@@ -3869,13 +3894,23 @@
             </w:tcMar>
           </w:tcPr>
           <w:p>
-            <w:r>
-              <w:rPr>
-                <w:rFonts w:ascii="Arial" w:eastAsia="Arial" w:hAnsi="Arial" w:cs="Arial"/>
-                <w:sz w:val="20"/>
-                <w:szCs w:val="20"/>
-              </w:rPr>
-              <w:t>NUMBER(5)</w:t>
+            <w:proofErr w:type="gramStart"/>
+            <w:r>
+              <w:rPr>
+                <w:rFonts w:ascii="Arial" w:eastAsia="Arial" w:hAnsi="Arial" w:cs="Arial"/>
+                <w:sz w:val="20"/>
+                <w:szCs w:val="20"/>
+              </w:rPr>
+              <w:t>NUMBER(</w:t>
+            </w:r>
+            <w:proofErr w:type="gramEnd"/>
+            <w:r>
+              <w:rPr>
+                <w:rFonts w:ascii="Arial" w:eastAsia="Arial" w:hAnsi="Arial" w:cs="Arial"/>
+                <w:sz w:val="20"/>
+                <w:szCs w:val="20"/>
+              </w:rPr>
+              <w:t>5)</w:t>
             </w:r>
           </w:p>
         </w:tc>
@@ -3999,12 +4034,6 @@
         </w:tc>
       </w:tr>
       <w:tr>
-        <w:tblPrEx>
-          <w:tblCellMar>
-            <w:top w:w="0" w:type="dxa"/>
-            <w:bottom w:w="0" w:type="dxa"/>
-          </w:tblCellMar>
-        </w:tblPrEx>
         <w:tc>
           <w:tcPr>
             <w:tcW w:w="1600" w:type="dxa"/>
@@ -4023,6 +4052,7 @@
             </w:tcMar>
           </w:tcPr>
           <w:p>
+            <w:proofErr w:type="gramStart"/>
             <w:r>
               <w:rPr>
                 <w:rFonts w:ascii="Arial" w:eastAsia="Arial" w:hAnsi="Arial" w:cs="Arial"/>
@@ -4031,6 +4061,7 @@
               </w:rPr>
               <w:t>nome</w:t>
             </w:r>
+            <w:proofErr w:type="gramEnd"/>
           </w:p>
         </w:tc>
         <w:tc>
@@ -4217,12 +4248,6 @@
         </w:tc>
       </w:tr>
       <w:tr>
-        <w:tblPrEx>
-          <w:tblCellMar>
-            <w:top w:w="0" w:type="dxa"/>
-            <w:bottom w:w="0" w:type="dxa"/>
-          </w:tblCellMar>
-        </w:tblPrEx>
         <w:tc>
           <w:tcPr>
             <w:tcW w:w="1600" w:type="dxa"/>
@@ -4241,6 +4266,7 @@
             </w:tcMar>
           </w:tcPr>
           <w:p>
+            <w:proofErr w:type="gramStart"/>
             <w:r>
               <w:rPr>
                 <w:rFonts w:ascii="Arial" w:eastAsia="Arial" w:hAnsi="Arial" w:cs="Arial"/>
@@ -4249,6 +4275,7 @@
               </w:rPr>
               <w:t>agencia</w:t>
             </w:r>
+            <w:proofErr w:type="gramEnd"/>
           </w:p>
         </w:tc>
         <w:tc>
@@ -4417,12 +4444,6 @@
         </w:tc>
       </w:tr>
       <w:tr>
-        <w:tblPrEx>
-          <w:tblCellMar>
-            <w:top w:w="0" w:type="dxa"/>
-            <w:bottom w:w="0" w:type="dxa"/>
-          </w:tblCellMar>
-        </w:tblPrEx>
         <w:tc>
           <w:tcPr>
             <w:tcW w:w="1600" w:type="dxa"/>
@@ -4442,13 +4463,23 @@
           </w:tcPr>
           <w:p>
             <w:proofErr w:type="spellStart"/>
-            <w:r>
-              <w:rPr>
-                <w:rFonts w:ascii="Arial" w:eastAsia="Arial" w:hAnsi="Arial" w:cs="Arial"/>
-                <w:sz w:val="20"/>
-                <w:szCs w:val="20"/>
-              </w:rPr>
-              <w:t>altitude_km</w:t>
+            <w:proofErr w:type="gramStart"/>
+            <w:r>
+              <w:rPr>
+                <w:rFonts w:ascii="Arial" w:eastAsia="Arial" w:hAnsi="Arial" w:cs="Arial"/>
+                <w:sz w:val="20"/>
+                <w:szCs w:val="20"/>
+              </w:rPr>
+              <w:t>altitude</w:t>
+            </w:r>
+            <w:proofErr w:type="gramEnd"/>
+            <w:r>
+              <w:rPr>
+                <w:rFonts w:ascii="Arial" w:eastAsia="Arial" w:hAnsi="Arial" w:cs="Arial"/>
+                <w:sz w:val="20"/>
+                <w:szCs w:val="20"/>
+              </w:rPr>
+              <w:t>_km</w:t>
             </w:r>
             <w:proofErr w:type="spellEnd"/>
           </w:p>
@@ -4471,13 +4502,23 @@
             </w:tcMar>
           </w:tcPr>
           <w:p>
-            <w:r>
-              <w:rPr>
-                <w:rFonts w:ascii="Arial" w:eastAsia="Arial" w:hAnsi="Arial" w:cs="Arial"/>
-                <w:sz w:val="20"/>
-                <w:szCs w:val="20"/>
-              </w:rPr>
-              <w:t>NUMBER(7,2)</w:t>
+            <w:proofErr w:type="gramStart"/>
+            <w:r>
+              <w:rPr>
+                <w:rFonts w:ascii="Arial" w:eastAsia="Arial" w:hAnsi="Arial" w:cs="Arial"/>
+                <w:sz w:val="20"/>
+                <w:szCs w:val="20"/>
+              </w:rPr>
+              <w:t>NUMBER(</w:t>
+            </w:r>
+            <w:proofErr w:type="gramEnd"/>
+            <w:r>
+              <w:rPr>
+                <w:rFonts w:ascii="Arial" w:eastAsia="Arial" w:hAnsi="Arial" w:cs="Arial"/>
+                <w:sz w:val="20"/>
+                <w:szCs w:val="20"/>
+              </w:rPr>
+              <w:t>7,2)</w:t>
             </w:r>
           </w:p>
         </w:tc>
@@ -4601,12 +4642,6 @@
         </w:tc>
       </w:tr>
       <w:tr>
-        <w:tblPrEx>
-          <w:tblCellMar>
-            <w:top w:w="0" w:type="dxa"/>
-            <w:bottom w:w="0" w:type="dxa"/>
-          </w:tblCellMar>
-        </w:tblPrEx>
         <w:tc>
           <w:tcPr>
             <w:tcW w:w="1600" w:type="dxa"/>
@@ -4626,13 +4661,23 @@
           </w:tcPr>
           <w:p>
             <w:proofErr w:type="spellStart"/>
-            <w:r>
-              <w:rPr>
-                <w:rFonts w:ascii="Arial" w:eastAsia="Arial" w:hAnsi="Arial" w:cs="Arial"/>
-                <w:sz w:val="20"/>
-                <w:szCs w:val="20"/>
-              </w:rPr>
-              <w:t>ano_lancamento</w:t>
+            <w:proofErr w:type="gramStart"/>
+            <w:r>
+              <w:rPr>
+                <w:rFonts w:ascii="Arial" w:eastAsia="Arial" w:hAnsi="Arial" w:cs="Arial"/>
+                <w:sz w:val="20"/>
+                <w:szCs w:val="20"/>
+              </w:rPr>
+              <w:t>ano</w:t>
+            </w:r>
+            <w:proofErr w:type="gramEnd"/>
+            <w:r>
+              <w:rPr>
+                <w:rFonts w:ascii="Arial" w:eastAsia="Arial" w:hAnsi="Arial" w:cs="Arial"/>
+                <w:sz w:val="20"/>
+                <w:szCs w:val="20"/>
+              </w:rPr>
+              <w:t>_lancamento</w:t>
             </w:r>
             <w:proofErr w:type="spellEnd"/>
           </w:p>
@@ -4655,13 +4700,23 @@
             </w:tcMar>
           </w:tcPr>
           <w:p>
-            <w:r>
-              <w:rPr>
-                <w:rFonts w:ascii="Arial" w:eastAsia="Arial" w:hAnsi="Arial" w:cs="Arial"/>
-                <w:sz w:val="20"/>
-                <w:szCs w:val="20"/>
-              </w:rPr>
-              <w:t>NUMBER(4)</w:t>
+            <w:proofErr w:type="gramStart"/>
+            <w:r>
+              <w:rPr>
+                <w:rFonts w:ascii="Arial" w:eastAsia="Arial" w:hAnsi="Arial" w:cs="Arial"/>
+                <w:sz w:val="20"/>
+                <w:szCs w:val="20"/>
+              </w:rPr>
+              <w:t>NUMBER(</w:t>
+            </w:r>
+            <w:proofErr w:type="gramEnd"/>
+            <w:r>
+              <w:rPr>
+                <w:rFonts w:ascii="Arial" w:eastAsia="Arial" w:hAnsi="Arial" w:cs="Arial"/>
+                <w:sz w:val="20"/>
+                <w:szCs w:val="20"/>
+              </w:rPr>
+              <w:t>4)</w:t>
             </w:r>
           </w:p>
         </w:tc>
@@ -4817,6 +4872,7 @@
           <w:sz w:val="26"/>
           <w:szCs w:val="26"/>
         </w:rPr>
+        <w:lastRenderedPageBreak/>
         <w:t xml:space="preserve"> TB_USUARIO</w:t>
       </w:r>
     </w:p>
@@ -4846,12 +4902,6 @@
         <w:gridCol w:w="2207"/>
       </w:tblGrid>
       <w:tr>
-        <w:tblPrEx>
-          <w:tblCellMar>
-            <w:top w:w="0" w:type="dxa"/>
-            <w:bottom w:w="0" w:type="dxa"/>
-          </w:tblCellMar>
-        </w:tblPrEx>
         <w:tc>
           <w:tcPr>
             <w:tcW w:w="1600" w:type="dxa"/>
@@ -5058,12 +5108,6 @@
         </w:tc>
       </w:tr>
       <w:tr>
-        <w:tblPrEx>
-          <w:tblCellMar>
-            <w:top w:w="0" w:type="dxa"/>
-            <w:bottom w:w="0" w:type="dxa"/>
-          </w:tblCellMar>
-        </w:tblPrEx>
         <w:tc>
           <w:tcPr>
             <w:tcW w:w="1600" w:type="dxa"/>
@@ -5083,13 +5127,23 @@
           </w:tcPr>
           <w:p>
             <w:proofErr w:type="spellStart"/>
-            <w:r>
-              <w:rPr>
-                <w:rFonts w:ascii="Arial" w:eastAsia="Arial" w:hAnsi="Arial" w:cs="Arial"/>
-                <w:sz w:val="20"/>
-                <w:szCs w:val="20"/>
-              </w:rPr>
-              <w:t>id_usuario</w:t>
+            <w:proofErr w:type="gramStart"/>
+            <w:r>
+              <w:rPr>
+                <w:rFonts w:ascii="Arial" w:eastAsia="Arial" w:hAnsi="Arial" w:cs="Arial"/>
+                <w:sz w:val="20"/>
+                <w:szCs w:val="20"/>
+              </w:rPr>
+              <w:t>id</w:t>
+            </w:r>
+            <w:proofErr w:type="gramEnd"/>
+            <w:r>
+              <w:rPr>
+                <w:rFonts w:ascii="Arial" w:eastAsia="Arial" w:hAnsi="Arial" w:cs="Arial"/>
+                <w:sz w:val="20"/>
+                <w:szCs w:val="20"/>
+              </w:rPr>
+              <w:t>_usuario</w:t>
             </w:r>
             <w:proofErr w:type="spellEnd"/>
           </w:p>
@@ -5112,13 +5166,23 @@
             </w:tcMar>
           </w:tcPr>
           <w:p>
-            <w:r>
-              <w:rPr>
-                <w:rFonts w:ascii="Arial" w:eastAsia="Arial" w:hAnsi="Arial" w:cs="Arial"/>
-                <w:sz w:val="20"/>
-                <w:szCs w:val="20"/>
-              </w:rPr>
-              <w:t>NUMBER(10)</w:t>
+            <w:proofErr w:type="gramStart"/>
+            <w:r>
+              <w:rPr>
+                <w:rFonts w:ascii="Arial" w:eastAsia="Arial" w:hAnsi="Arial" w:cs="Arial"/>
+                <w:sz w:val="20"/>
+                <w:szCs w:val="20"/>
+              </w:rPr>
+              <w:t>NUMBER(</w:t>
+            </w:r>
+            <w:proofErr w:type="gramEnd"/>
+            <w:r>
+              <w:rPr>
+                <w:rFonts w:ascii="Arial" w:eastAsia="Arial" w:hAnsi="Arial" w:cs="Arial"/>
+                <w:sz w:val="20"/>
+                <w:szCs w:val="20"/>
+              </w:rPr>
+              <w:t>10)</w:t>
             </w:r>
           </w:p>
         </w:tc>
@@ -5146,16 +5210,7 @@
                 <w:sz w:val="20"/>
                 <w:szCs w:val="20"/>
               </w:rPr>
-              <w:t>IDENTIT</w:t>
-            </w:r>
-            <w:r>
-              <w:rPr>
-                <w:rFonts w:ascii="Arial" w:eastAsia="Arial" w:hAnsi="Arial" w:cs="Arial"/>
-                <w:sz w:val="20"/>
-                <w:szCs w:val="20"/>
-              </w:rPr>
-              <w:lastRenderedPageBreak/>
-              <w:t>Y, PK</w:t>
+              <w:t>IDENTITY, PK</w:t>
             </w:r>
           </w:p>
         </w:tc>
@@ -5251,12 +5306,6 @@
         </w:tc>
       </w:tr>
       <w:tr>
-        <w:tblPrEx>
-          <w:tblCellMar>
-            <w:top w:w="0" w:type="dxa"/>
-            <w:bottom w:w="0" w:type="dxa"/>
-          </w:tblCellMar>
-        </w:tblPrEx>
         <w:tc>
           <w:tcPr>
             <w:tcW w:w="1600" w:type="dxa"/>
@@ -5275,6 +5324,7 @@
             </w:tcMar>
           </w:tcPr>
           <w:p>
+            <w:proofErr w:type="gramStart"/>
             <w:r>
               <w:rPr>
                 <w:rFonts w:ascii="Arial" w:eastAsia="Arial" w:hAnsi="Arial" w:cs="Arial"/>
@@ -5283,6 +5333,7 @@
               </w:rPr>
               <w:t>nome</w:t>
             </w:r>
+            <w:proofErr w:type="gramEnd"/>
           </w:p>
         </w:tc>
         <w:tc>
@@ -5433,12 +5484,6 @@
         </w:tc>
       </w:tr>
       <w:tr>
-        <w:tblPrEx>
-          <w:tblCellMar>
-            <w:top w:w="0" w:type="dxa"/>
-            <w:bottom w:w="0" w:type="dxa"/>
-          </w:tblCellMar>
-        </w:tblPrEx>
         <w:tc>
           <w:tcPr>
             <w:tcW w:w="1600" w:type="dxa"/>
@@ -5458,6 +5503,7 @@
           </w:tcPr>
           <w:p>
             <w:proofErr w:type="spellStart"/>
+            <w:proofErr w:type="gramStart"/>
             <w:r>
               <w:rPr>
                 <w:rFonts w:ascii="Arial" w:eastAsia="Arial" w:hAnsi="Arial" w:cs="Arial"/>
@@ -5467,6 +5513,7 @@
               <w:t>email</w:t>
             </w:r>
             <w:proofErr w:type="spellEnd"/>
+            <w:proofErr w:type="gramEnd"/>
           </w:p>
         </w:tc>
         <w:tc>
@@ -5617,12 +5664,6 @@
         </w:tc>
       </w:tr>
       <w:tr>
-        <w:tblPrEx>
-          <w:tblCellMar>
-            <w:top w:w="0" w:type="dxa"/>
-            <w:bottom w:w="0" w:type="dxa"/>
-          </w:tblCellMar>
-        </w:tblPrEx>
         <w:tc>
           <w:tcPr>
             <w:tcW w:w="1600" w:type="dxa"/>
@@ -5641,6 +5682,7 @@
             </w:tcMar>
           </w:tcPr>
           <w:p>
+            <w:proofErr w:type="gramStart"/>
             <w:r>
               <w:rPr>
                 <w:rFonts w:ascii="Arial" w:eastAsia="Arial" w:hAnsi="Arial" w:cs="Arial"/>
@@ -5649,6 +5691,7 @@
               </w:rPr>
               <w:t>senha</w:t>
             </w:r>
+            <w:proofErr w:type="gramEnd"/>
           </w:p>
         </w:tc>
         <w:tc>
@@ -5799,12 +5842,6 @@
         </w:tc>
       </w:tr>
       <w:tr>
-        <w:tblPrEx>
-          <w:tblCellMar>
-            <w:top w:w="0" w:type="dxa"/>
-            <w:bottom w:w="0" w:type="dxa"/>
-          </w:tblCellMar>
-        </w:tblPrEx>
         <w:tc>
           <w:tcPr>
             <w:tcW w:w="1600" w:type="dxa"/>
@@ -5824,13 +5861,23 @@
           </w:tcPr>
           <w:p>
             <w:proofErr w:type="spellStart"/>
-            <w:r>
-              <w:rPr>
-                <w:rFonts w:ascii="Arial" w:eastAsia="Arial" w:hAnsi="Arial" w:cs="Arial"/>
-                <w:sz w:val="20"/>
-                <w:szCs w:val="20"/>
-              </w:rPr>
-              <w:t>tipo_usuario</w:t>
+            <w:proofErr w:type="gramStart"/>
+            <w:r>
+              <w:rPr>
+                <w:rFonts w:ascii="Arial" w:eastAsia="Arial" w:hAnsi="Arial" w:cs="Arial"/>
+                <w:sz w:val="20"/>
+                <w:szCs w:val="20"/>
+              </w:rPr>
+              <w:t>tipo</w:t>
+            </w:r>
+            <w:proofErr w:type="gramEnd"/>
+            <w:r>
+              <w:rPr>
+                <w:rFonts w:ascii="Arial" w:eastAsia="Arial" w:hAnsi="Arial" w:cs="Arial"/>
+                <w:sz w:val="20"/>
+                <w:szCs w:val="20"/>
+              </w:rPr>
+              <w:t>_usuario</w:t>
             </w:r>
             <w:proofErr w:type="spellEnd"/>
           </w:p>
@@ -5983,12 +6030,6 @@
         </w:tc>
       </w:tr>
       <w:tr>
-        <w:tblPrEx>
-          <w:tblCellMar>
-            <w:top w:w="0" w:type="dxa"/>
-            <w:bottom w:w="0" w:type="dxa"/>
-          </w:tblCellMar>
-        </w:tblPrEx>
         <w:tc>
           <w:tcPr>
             <w:tcW w:w="1600" w:type="dxa"/>
@@ -6008,13 +6049,23 @@
           </w:tcPr>
           <w:p>
             <w:proofErr w:type="spellStart"/>
-            <w:r>
-              <w:rPr>
-                <w:rFonts w:ascii="Arial" w:eastAsia="Arial" w:hAnsi="Arial" w:cs="Arial"/>
-                <w:sz w:val="20"/>
-                <w:szCs w:val="20"/>
-              </w:rPr>
-              <w:t>data_cadastro</w:t>
+            <w:proofErr w:type="gramStart"/>
+            <w:r>
+              <w:rPr>
+                <w:rFonts w:ascii="Arial" w:eastAsia="Arial" w:hAnsi="Arial" w:cs="Arial"/>
+                <w:sz w:val="20"/>
+                <w:szCs w:val="20"/>
+              </w:rPr>
+              <w:t>data</w:t>
+            </w:r>
+            <w:proofErr w:type="gramEnd"/>
+            <w:r>
+              <w:rPr>
+                <w:rFonts w:ascii="Arial" w:eastAsia="Arial" w:hAnsi="Arial" w:cs="Arial"/>
+                <w:sz w:val="20"/>
+                <w:szCs w:val="20"/>
+              </w:rPr>
+              <w:t>_cadastro</w:t>
             </w:r>
             <w:proofErr w:type="spellEnd"/>
           </w:p>
@@ -6218,12 +6269,6 @@
         <w:gridCol w:w="2296"/>
       </w:tblGrid>
       <w:tr>
-        <w:tblPrEx>
-          <w:tblCellMar>
-            <w:top w:w="0" w:type="dxa"/>
-            <w:bottom w:w="0" w:type="dxa"/>
-          </w:tblCellMar>
-        </w:tblPrEx>
         <w:tc>
           <w:tcPr>
             <w:tcW w:w="1600" w:type="dxa"/>
@@ -6430,12 +6475,6 @@
         </w:tc>
       </w:tr>
       <w:tr>
-        <w:tblPrEx>
-          <w:tblCellMar>
-            <w:top w:w="0" w:type="dxa"/>
-            <w:bottom w:w="0" w:type="dxa"/>
-          </w:tblCellMar>
-        </w:tblPrEx>
         <w:tc>
           <w:tcPr>
             <w:tcW w:w="1600" w:type="dxa"/>
@@ -6455,13 +6494,23 @@
           </w:tcPr>
           <w:p>
             <w:proofErr w:type="spellStart"/>
-            <w:r>
-              <w:rPr>
-                <w:rFonts w:ascii="Arial" w:eastAsia="Arial" w:hAnsi="Arial" w:cs="Arial"/>
-                <w:sz w:val="20"/>
-                <w:szCs w:val="20"/>
-              </w:rPr>
-              <w:t>id_regiao</w:t>
+            <w:proofErr w:type="gramStart"/>
+            <w:r>
+              <w:rPr>
+                <w:rFonts w:ascii="Arial" w:eastAsia="Arial" w:hAnsi="Arial" w:cs="Arial"/>
+                <w:sz w:val="20"/>
+                <w:szCs w:val="20"/>
+              </w:rPr>
+              <w:t>id</w:t>
+            </w:r>
+            <w:proofErr w:type="gramEnd"/>
+            <w:r>
+              <w:rPr>
+                <w:rFonts w:ascii="Arial" w:eastAsia="Arial" w:hAnsi="Arial" w:cs="Arial"/>
+                <w:sz w:val="20"/>
+                <w:szCs w:val="20"/>
+              </w:rPr>
+              <w:t>_regiao</w:t>
             </w:r>
             <w:proofErr w:type="spellEnd"/>
           </w:p>
@@ -6484,13 +6533,23 @@
             </w:tcMar>
           </w:tcPr>
           <w:p>
-            <w:r>
-              <w:rPr>
-                <w:rFonts w:ascii="Arial" w:eastAsia="Arial" w:hAnsi="Arial" w:cs="Arial"/>
-                <w:sz w:val="20"/>
-                <w:szCs w:val="20"/>
-              </w:rPr>
-              <w:t>NUMBER(10)</w:t>
+            <w:proofErr w:type="gramStart"/>
+            <w:r>
+              <w:rPr>
+                <w:rFonts w:ascii="Arial" w:eastAsia="Arial" w:hAnsi="Arial" w:cs="Arial"/>
+                <w:sz w:val="20"/>
+                <w:szCs w:val="20"/>
+              </w:rPr>
+              <w:t>NUMBER(</w:t>
+            </w:r>
+            <w:proofErr w:type="gramEnd"/>
+            <w:r>
+              <w:rPr>
+                <w:rFonts w:ascii="Arial" w:eastAsia="Arial" w:hAnsi="Arial" w:cs="Arial"/>
+                <w:sz w:val="20"/>
+                <w:szCs w:val="20"/>
+              </w:rPr>
+              <w:t>10)</w:t>
             </w:r>
           </w:p>
         </w:tc>
@@ -6614,12 +6673,6 @@
         </w:tc>
       </w:tr>
       <w:tr>
-        <w:tblPrEx>
-          <w:tblCellMar>
-            <w:top w:w="0" w:type="dxa"/>
-            <w:bottom w:w="0" w:type="dxa"/>
-          </w:tblCellMar>
-        </w:tblPrEx>
         <w:tc>
           <w:tcPr>
             <w:tcW w:w="1600" w:type="dxa"/>
@@ -6638,6 +6691,7 @@
             </w:tcMar>
           </w:tcPr>
           <w:p>
+            <w:proofErr w:type="gramStart"/>
             <w:r>
               <w:rPr>
                 <w:rFonts w:ascii="Arial" w:eastAsia="Arial" w:hAnsi="Arial" w:cs="Arial"/>
@@ -6646,6 +6700,7 @@
               </w:rPr>
               <w:t>nome</w:t>
             </w:r>
+            <w:proofErr w:type="gramEnd"/>
           </w:p>
         </w:tc>
         <w:tc>
@@ -6796,12 +6851,6 @@
         </w:tc>
       </w:tr>
       <w:tr>
-        <w:tblPrEx>
-          <w:tblCellMar>
-            <w:top w:w="0" w:type="dxa"/>
-            <w:bottom w:w="0" w:type="dxa"/>
-          </w:tblCellMar>
-        </w:tblPrEx>
         <w:tc>
           <w:tcPr>
             <w:tcW w:w="1600" w:type="dxa"/>
@@ -6820,6 +6869,7 @@
             </w:tcMar>
           </w:tcPr>
           <w:p>
+            <w:proofErr w:type="gramStart"/>
             <w:r>
               <w:rPr>
                 <w:rFonts w:ascii="Arial" w:eastAsia="Arial" w:hAnsi="Arial" w:cs="Arial"/>
@@ -6828,6 +6878,7 @@
               </w:rPr>
               <w:t>latitude</w:t>
             </w:r>
+            <w:proofErr w:type="gramEnd"/>
           </w:p>
         </w:tc>
         <w:tc>
@@ -6848,13 +6899,23 @@
             </w:tcMar>
           </w:tcPr>
           <w:p>
-            <w:r>
-              <w:rPr>
-                <w:rFonts w:ascii="Arial" w:eastAsia="Arial" w:hAnsi="Arial" w:cs="Arial"/>
-                <w:sz w:val="20"/>
-                <w:szCs w:val="20"/>
-              </w:rPr>
-              <w:t>NUMBER(9,6)</w:t>
+            <w:proofErr w:type="gramStart"/>
+            <w:r>
+              <w:rPr>
+                <w:rFonts w:ascii="Arial" w:eastAsia="Arial" w:hAnsi="Arial" w:cs="Arial"/>
+                <w:sz w:val="20"/>
+                <w:szCs w:val="20"/>
+              </w:rPr>
+              <w:t>NUMBER(</w:t>
+            </w:r>
+            <w:proofErr w:type="gramEnd"/>
+            <w:r>
+              <w:rPr>
+                <w:rFonts w:ascii="Arial" w:eastAsia="Arial" w:hAnsi="Arial" w:cs="Arial"/>
+                <w:sz w:val="20"/>
+                <w:szCs w:val="20"/>
+              </w:rPr>
+              <w:t>9,6)</w:t>
             </w:r>
           </w:p>
         </w:tc>
@@ -6978,12 +7039,6 @@
         </w:tc>
       </w:tr>
       <w:tr>
-        <w:tblPrEx>
-          <w:tblCellMar>
-            <w:top w:w="0" w:type="dxa"/>
-            <w:bottom w:w="0" w:type="dxa"/>
-          </w:tblCellMar>
-        </w:tblPrEx>
         <w:tc>
           <w:tcPr>
             <w:tcW w:w="1600" w:type="dxa"/>
@@ -7002,6 +7057,7 @@
             </w:tcMar>
           </w:tcPr>
           <w:p>
+            <w:proofErr w:type="gramStart"/>
             <w:r>
               <w:rPr>
                 <w:rFonts w:ascii="Arial" w:eastAsia="Arial" w:hAnsi="Arial" w:cs="Arial"/>
@@ -7010,6 +7066,7 @@
               </w:rPr>
               <w:t>longitude</w:t>
             </w:r>
+            <w:proofErr w:type="gramEnd"/>
           </w:p>
         </w:tc>
         <w:tc>
@@ -7030,13 +7087,23 @@
             </w:tcMar>
           </w:tcPr>
           <w:p>
-            <w:r>
-              <w:rPr>
-                <w:rFonts w:ascii="Arial" w:eastAsia="Arial" w:hAnsi="Arial" w:cs="Arial"/>
-                <w:sz w:val="20"/>
-                <w:szCs w:val="20"/>
-              </w:rPr>
-              <w:t>NUMBER(9,6)</w:t>
+            <w:proofErr w:type="gramStart"/>
+            <w:r>
+              <w:rPr>
+                <w:rFonts w:ascii="Arial" w:eastAsia="Arial" w:hAnsi="Arial" w:cs="Arial"/>
+                <w:sz w:val="20"/>
+                <w:szCs w:val="20"/>
+              </w:rPr>
+              <w:t>NUMBER(</w:t>
+            </w:r>
+            <w:proofErr w:type="gramEnd"/>
+            <w:r>
+              <w:rPr>
+                <w:rFonts w:ascii="Arial" w:eastAsia="Arial" w:hAnsi="Arial" w:cs="Arial"/>
+                <w:sz w:val="20"/>
+                <w:szCs w:val="20"/>
+              </w:rPr>
+              <w:t>9,6)</w:t>
             </w:r>
           </w:p>
         </w:tc>
@@ -7160,12 +7227,6 @@
         </w:tc>
       </w:tr>
       <w:tr>
-        <w:tblPrEx>
-          <w:tblCellMar>
-            <w:top w:w="0" w:type="dxa"/>
-            <w:bottom w:w="0" w:type="dxa"/>
-          </w:tblCellMar>
-        </w:tblPrEx>
         <w:tc>
           <w:tcPr>
             <w:tcW w:w="1600" w:type="dxa"/>
@@ -7184,13 +7245,23 @@
             </w:tcMar>
           </w:tcPr>
           <w:p>
-            <w:r>
-              <w:rPr>
-                <w:rFonts w:ascii="Arial" w:eastAsia="Arial" w:hAnsi="Arial" w:cs="Arial"/>
-                <w:sz w:val="20"/>
-                <w:szCs w:val="20"/>
-              </w:rPr>
-              <w:t>area_km2</w:t>
+            <w:proofErr w:type="gramStart"/>
+            <w:r>
+              <w:rPr>
+                <w:rFonts w:ascii="Arial" w:eastAsia="Arial" w:hAnsi="Arial" w:cs="Arial"/>
+                <w:sz w:val="20"/>
+                <w:szCs w:val="20"/>
+              </w:rPr>
+              <w:t>area</w:t>
+            </w:r>
+            <w:proofErr w:type="gramEnd"/>
+            <w:r>
+              <w:rPr>
+                <w:rFonts w:ascii="Arial" w:eastAsia="Arial" w:hAnsi="Arial" w:cs="Arial"/>
+                <w:sz w:val="20"/>
+                <w:szCs w:val="20"/>
+              </w:rPr>
+              <w:t>_km2</w:t>
             </w:r>
           </w:p>
         </w:tc>
@@ -7212,13 +7283,23 @@
             </w:tcMar>
           </w:tcPr>
           <w:p>
-            <w:r>
-              <w:rPr>
-                <w:rFonts w:ascii="Arial" w:eastAsia="Arial" w:hAnsi="Arial" w:cs="Arial"/>
-                <w:sz w:val="20"/>
-                <w:szCs w:val="20"/>
-              </w:rPr>
-              <w:t>NUMBER(12,2)</w:t>
+            <w:proofErr w:type="gramStart"/>
+            <w:r>
+              <w:rPr>
+                <w:rFonts w:ascii="Arial" w:eastAsia="Arial" w:hAnsi="Arial" w:cs="Arial"/>
+                <w:sz w:val="20"/>
+                <w:szCs w:val="20"/>
+              </w:rPr>
+              <w:t>NUMBER(</w:t>
+            </w:r>
+            <w:proofErr w:type="gramEnd"/>
+            <w:r>
+              <w:rPr>
+                <w:rFonts w:ascii="Arial" w:eastAsia="Arial" w:hAnsi="Arial" w:cs="Arial"/>
+                <w:sz w:val="20"/>
+                <w:szCs w:val="20"/>
+              </w:rPr>
+              <w:t>12,2)</w:t>
             </w:r>
           </w:p>
         </w:tc>
@@ -7342,12 +7423,6 @@
         </w:tc>
       </w:tr>
       <w:tr>
-        <w:tblPrEx>
-          <w:tblCellMar>
-            <w:top w:w="0" w:type="dxa"/>
-            <w:bottom w:w="0" w:type="dxa"/>
-          </w:tblCellMar>
-        </w:tblPrEx>
         <w:tc>
           <w:tcPr>
             <w:tcW w:w="1600" w:type="dxa"/>
@@ -7367,13 +7442,23 @@
           </w:tcPr>
           <w:p>
             <w:proofErr w:type="spellStart"/>
-            <w:r>
-              <w:rPr>
-                <w:rFonts w:ascii="Arial" w:eastAsia="Arial" w:hAnsi="Arial" w:cs="Arial"/>
-                <w:sz w:val="20"/>
-                <w:szCs w:val="20"/>
-              </w:rPr>
-              <w:t>id_estado</w:t>
+            <w:proofErr w:type="gramStart"/>
+            <w:r>
+              <w:rPr>
+                <w:rFonts w:ascii="Arial" w:eastAsia="Arial" w:hAnsi="Arial" w:cs="Arial"/>
+                <w:sz w:val="20"/>
+                <w:szCs w:val="20"/>
+              </w:rPr>
+              <w:t>id</w:t>
+            </w:r>
+            <w:proofErr w:type="gramEnd"/>
+            <w:r>
+              <w:rPr>
+                <w:rFonts w:ascii="Arial" w:eastAsia="Arial" w:hAnsi="Arial" w:cs="Arial"/>
+                <w:sz w:val="20"/>
+                <w:szCs w:val="20"/>
+              </w:rPr>
+              <w:t>_estado</w:t>
             </w:r>
             <w:proofErr w:type="spellEnd"/>
           </w:p>
@@ -7396,13 +7481,23 @@
             </w:tcMar>
           </w:tcPr>
           <w:p>
-            <w:r>
-              <w:rPr>
-                <w:rFonts w:ascii="Arial" w:eastAsia="Arial" w:hAnsi="Arial" w:cs="Arial"/>
-                <w:sz w:val="20"/>
-                <w:szCs w:val="20"/>
-              </w:rPr>
-              <w:t>NUMBER(2)</w:t>
+            <w:proofErr w:type="gramStart"/>
+            <w:r>
+              <w:rPr>
+                <w:rFonts w:ascii="Arial" w:eastAsia="Arial" w:hAnsi="Arial" w:cs="Arial"/>
+                <w:sz w:val="20"/>
+                <w:szCs w:val="20"/>
+              </w:rPr>
+              <w:t>NUMBER(</w:t>
+            </w:r>
+            <w:proofErr w:type="gramEnd"/>
+            <w:r>
+              <w:rPr>
+                <w:rFonts w:ascii="Arial" w:eastAsia="Arial" w:hAnsi="Arial" w:cs="Arial"/>
+                <w:sz w:val="20"/>
+                <w:szCs w:val="20"/>
+              </w:rPr>
+              <w:t>2)</w:t>
             </w:r>
           </w:p>
         </w:tc>
@@ -7577,12 +7672,6 @@
         <w:gridCol w:w="2221"/>
       </w:tblGrid>
       <w:tr>
-        <w:tblPrEx>
-          <w:tblCellMar>
-            <w:top w:w="0" w:type="dxa"/>
-            <w:bottom w:w="0" w:type="dxa"/>
-          </w:tblCellMar>
-        </w:tblPrEx>
         <w:tc>
           <w:tcPr>
             <w:tcW w:w="1600" w:type="dxa"/>
@@ -7789,12 +7878,6 @@
         </w:tc>
       </w:tr>
       <w:tr>
-        <w:tblPrEx>
-          <w:tblCellMar>
-            <w:top w:w="0" w:type="dxa"/>
-            <w:bottom w:w="0" w:type="dxa"/>
-          </w:tblCellMar>
-        </w:tblPrEx>
         <w:tc>
           <w:tcPr>
             <w:tcW w:w="1600" w:type="dxa"/>
@@ -7814,13 +7897,23 @@
           </w:tcPr>
           <w:p>
             <w:proofErr w:type="spellStart"/>
-            <w:r>
-              <w:rPr>
-                <w:rFonts w:ascii="Arial" w:eastAsia="Arial" w:hAnsi="Arial" w:cs="Arial"/>
-                <w:sz w:val="20"/>
-                <w:szCs w:val="20"/>
-              </w:rPr>
-              <w:t>id_orgao</w:t>
+            <w:proofErr w:type="gramStart"/>
+            <w:r>
+              <w:rPr>
+                <w:rFonts w:ascii="Arial" w:eastAsia="Arial" w:hAnsi="Arial" w:cs="Arial"/>
+                <w:sz w:val="20"/>
+                <w:szCs w:val="20"/>
+              </w:rPr>
+              <w:t>id</w:t>
+            </w:r>
+            <w:proofErr w:type="gramEnd"/>
+            <w:r>
+              <w:rPr>
+                <w:rFonts w:ascii="Arial" w:eastAsia="Arial" w:hAnsi="Arial" w:cs="Arial"/>
+                <w:sz w:val="20"/>
+                <w:szCs w:val="20"/>
+              </w:rPr>
+              <w:t>_orgao</w:t>
             </w:r>
             <w:proofErr w:type="spellEnd"/>
           </w:p>
@@ -7843,13 +7936,23 @@
             </w:tcMar>
           </w:tcPr>
           <w:p>
-            <w:r>
-              <w:rPr>
-                <w:rFonts w:ascii="Arial" w:eastAsia="Arial" w:hAnsi="Arial" w:cs="Arial"/>
-                <w:sz w:val="20"/>
-                <w:szCs w:val="20"/>
-              </w:rPr>
-              <w:t>NUMBER(10)</w:t>
+            <w:proofErr w:type="gramStart"/>
+            <w:r>
+              <w:rPr>
+                <w:rFonts w:ascii="Arial" w:eastAsia="Arial" w:hAnsi="Arial" w:cs="Arial"/>
+                <w:sz w:val="20"/>
+                <w:szCs w:val="20"/>
+              </w:rPr>
+              <w:t>NUMBER(</w:t>
+            </w:r>
+            <w:proofErr w:type="gramEnd"/>
+            <w:r>
+              <w:rPr>
+                <w:rFonts w:ascii="Arial" w:eastAsia="Arial" w:hAnsi="Arial" w:cs="Arial"/>
+                <w:sz w:val="20"/>
+                <w:szCs w:val="20"/>
+              </w:rPr>
+              <w:t>10)</w:t>
             </w:r>
           </w:p>
         </w:tc>
@@ -7877,16 +7980,7 @@
                 <w:sz w:val="20"/>
                 <w:szCs w:val="20"/>
               </w:rPr>
-              <w:t>I</w:t>
-            </w:r>
-            <w:r>
-              <w:rPr>
-                <w:rFonts w:ascii="Arial" w:eastAsia="Arial" w:hAnsi="Arial" w:cs="Arial"/>
-                <w:sz w:val="20"/>
-                <w:szCs w:val="20"/>
-              </w:rPr>
-              <w:lastRenderedPageBreak/>
-              <w:t>DENTITY, PK</w:t>
+              <w:t>IDENTITY, PK</w:t>
             </w:r>
           </w:p>
         </w:tc>
@@ -7982,12 +8076,6 @@
         </w:tc>
       </w:tr>
       <w:tr>
-        <w:tblPrEx>
-          <w:tblCellMar>
-            <w:top w:w="0" w:type="dxa"/>
-            <w:bottom w:w="0" w:type="dxa"/>
-          </w:tblCellMar>
-        </w:tblPrEx>
         <w:tc>
           <w:tcPr>
             <w:tcW w:w="1600" w:type="dxa"/>
@@ -8006,6 +8094,7 @@
             </w:tcMar>
           </w:tcPr>
           <w:p>
+            <w:proofErr w:type="gramStart"/>
             <w:r>
               <w:rPr>
                 <w:rFonts w:ascii="Arial" w:eastAsia="Arial" w:hAnsi="Arial" w:cs="Arial"/>
@@ -8014,6 +8103,7 @@
               </w:rPr>
               <w:t>nome</w:t>
             </w:r>
+            <w:proofErr w:type="gramEnd"/>
           </w:p>
         </w:tc>
         <w:tc>
@@ -8164,12 +8254,6 @@
         </w:tc>
       </w:tr>
       <w:tr>
-        <w:tblPrEx>
-          <w:tblCellMar>
-            <w:top w:w="0" w:type="dxa"/>
-            <w:bottom w:w="0" w:type="dxa"/>
-          </w:tblCellMar>
-        </w:tblPrEx>
         <w:tc>
           <w:tcPr>
             <w:tcW w:w="1600" w:type="dxa"/>
@@ -8188,6 +8272,7 @@
             </w:tcMar>
           </w:tcPr>
           <w:p>
+            <w:proofErr w:type="gramStart"/>
             <w:r>
               <w:rPr>
                 <w:rFonts w:ascii="Arial" w:eastAsia="Arial" w:hAnsi="Arial" w:cs="Arial"/>
@@ -8196,6 +8281,7 @@
               </w:rPr>
               <w:t>tipo</w:t>
             </w:r>
+            <w:proofErr w:type="gramEnd"/>
           </w:p>
         </w:tc>
         <w:tc>
@@ -8346,12 +8432,6 @@
         </w:tc>
       </w:tr>
       <w:tr>
-        <w:tblPrEx>
-          <w:tblCellMar>
-            <w:top w:w="0" w:type="dxa"/>
-            <w:bottom w:w="0" w:type="dxa"/>
-          </w:tblCellMar>
-        </w:tblPrEx>
         <w:tc>
           <w:tcPr>
             <w:tcW w:w="1600" w:type="dxa"/>
@@ -8371,13 +8451,23 @@
           </w:tcPr>
           <w:p>
             <w:proofErr w:type="spellStart"/>
-            <w:r>
-              <w:rPr>
-                <w:rFonts w:ascii="Arial" w:eastAsia="Arial" w:hAnsi="Arial" w:cs="Arial"/>
-                <w:sz w:val="20"/>
-                <w:szCs w:val="20"/>
-              </w:rPr>
-              <w:t>email_contato</w:t>
+            <w:proofErr w:type="gramStart"/>
+            <w:r>
+              <w:rPr>
+                <w:rFonts w:ascii="Arial" w:eastAsia="Arial" w:hAnsi="Arial" w:cs="Arial"/>
+                <w:sz w:val="20"/>
+                <w:szCs w:val="20"/>
+              </w:rPr>
+              <w:t>email</w:t>
+            </w:r>
+            <w:proofErr w:type="gramEnd"/>
+            <w:r>
+              <w:rPr>
+                <w:rFonts w:ascii="Arial" w:eastAsia="Arial" w:hAnsi="Arial" w:cs="Arial"/>
+                <w:sz w:val="20"/>
+                <w:szCs w:val="20"/>
+              </w:rPr>
+              <w:t>_contato</w:t>
             </w:r>
             <w:proofErr w:type="spellEnd"/>
           </w:p>
@@ -8530,12 +8620,6 @@
         </w:tc>
       </w:tr>
       <w:tr>
-        <w:tblPrEx>
-          <w:tblCellMar>
-            <w:top w:w="0" w:type="dxa"/>
-            <w:bottom w:w="0" w:type="dxa"/>
-          </w:tblCellMar>
-        </w:tblPrEx>
         <w:tc>
           <w:tcPr>
             <w:tcW w:w="1600" w:type="dxa"/>
@@ -8555,13 +8639,23 @@
           </w:tcPr>
           <w:p>
             <w:proofErr w:type="spellStart"/>
-            <w:r>
-              <w:rPr>
-                <w:rFonts w:ascii="Arial" w:eastAsia="Arial" w:hAnsi="Arial" w:cs="Arial"/>
-                <w:sz w:val="20"/>
-                <w:szCs w:val="20"/>
-              </w:rPr>
-              <w:t>id_estado</w:t>
+            <w:proofErr w:type="gramStart"/>
+            <w:r>
+              <w:rPr>
+                <w:rFonts w:ascii="Arial" w:eastAsia="Arial" w:hAnsi="Arial" w:cs="Arial"/>
+                <w:sz w:val="20"/>
+                <w:szCs w:val="20"/>
+              </w:rPr>
+              <w:t>id</w:t>
+            </w:r>
+            <w:proofErr w:type="gramEnd"/>
+            <w:r>
+              <w:rPr>
+                <w:rFonts w:ascii="Arial" w:eastAsia="Arial" w:hAnsi="Arial" w:cs="Arial"/>
+                <w:sz w:val="20"/>
+                <w:szCs w:val="20"/>
+              </w:rPr>
+              <w:t>_estado</w:t>
             </w:r>
             <w:proofErr w:type="spellEnd"/>
           </w:p>
@@ -8584,13 +8678,23 @@
             </w:tcMar>
           </w:tcPr>
           <w:p>
-            <w:r>
-              <w:rPr>
-                <w:rFonts w:ascii="Arial" w:eastAsia="Arial" w:hAnsi="Arial" w:cs="Arial"/>
-                <w:sz w:val="20"/>
-                <w:szCs w:val="20"/>
-              </w:rPr>
-              <w:t>NUMBER(2)</w:t>
+            <w:proofErr w:type="gramStart"/>
+            <w:r>
+              <w:rPr>
+                <w:rFonts w:ascii="Arial" w:eastAsia="Arial" w:hAnsi="Arial" w:cs="Arial"/>
+                <w:sz w:val="20"/>
+                <w:szCs w:val="20"/>
+              </w:rPr>
+              <w:t>NUMBER(</w:t>
+            </w:r>
+            <w:proofErr w:type="gramEnd"/>
+            <w:r>
+              <w:rPr>
+                <w:rFonts w:ascii="Arial" w:eastAsia="Arial" w:hAnsi="Arial" w:cs="Arial"/>
+                <w:sz w:val="20"/>
+                <w:szCs w:val="20"/>
+              </w:rPr>
+              <w:t>2)</w:t>
             </w:r>
           </w:p>
         </w:tc>
@@ -8765,12 +8869,6 @@
         <w:gridCol w:w="1993"/>
       </w:tblGrid>
       <w:tr>
-        <w:tblPrEx>
-          <w:tblCellMar>
-            <w:top w:w="0" w:type="dxa"/>
-            <w:bottom w:w="0" w:type="dxa"/>
-          </w:tblCellMar>
-        </w:tblPrEx>
         <w:tc>
           <w:tcPr>
             <w:tcW w:w="1600" w:type="dxa"/>
@@ -8977,12 +9075,6 @@
         </w:tc>
       </w:tr>
       <w:tr>
-        <w:tblPrEx>
-          <w:tblCellMar>
-            <w:top w:w="0" w:type="dxa"/>
-            <w:bottom w:w="0" w:type="dxa"/>
-          </w:tblCellMar>
-        </w:tblPrEx>
         <w:tc>
           <w:tcPr>
             <w:tcW w:w="1600" w:type="dxa"/>
@@ -9002,13 +9094,23 @@
           </w:tcPr>
           <w:p>
             <w:proofErr w:type="spellStart"/>
-            <w:r>
-              <w:rPr>
-                <w:rFonts w:ascii="Arial" w:eastAsia="Arial" w:hAnsi="Arial" w:cs="Arial"/>
-                <w:sz w:val="20"/>
-                <w:szCs w:val="20"/>
-              </w:rPr>
-              <w:t>id_imagem</w:t>
+            <w:proofErr w:type="gramStart"/>
+            <w:r>
+              <w:rPr>
+                <w:rFonts w:ascii="Arial" w:eastAsia="Arial" w:hAnsi="Arial" w:cs="Arial"/>
+                <w:sz w:val="20"/>
+                <w:szCs w:val="20"/>
+              </w:rPr>
+              <w:t>id</w:t>
+            </w:r>
+            <w:proofErr w:type="gramEnd"/>
+            <w:r>
+              <w:rPr>
+                <w:rFonts w:ascii="Arial" w:eastAsia="Arial" w:hAnsi="Arial" w:cs="Arial"/>
+                <w:sz w:val="20"/>
+                <w:szCs w:val="20"/>
+              </w:rPr>
+              <w:t>_imagem</w:t>
             </w:r>
             <w:proofErr w:type="spellEnd"/>
           </w:p>
@@ -9031,13 +9133,23 @@
             </w:tcMar>
           </w:tcPr>
           <w:p>
-            <w:r>
-              <w:rPr>
-                <w:rFonts w:ascii="Arial" w:eastAsia="Arial" w:hAnsi="Arial" w:cs="Arial"/>
-                <w:sz w:val="20"/>
-                <w:szCs w:val="20"/>
-              </w:rPr>
-              <w:t>NUMBER(10)</w:t>
+            <w:proofErr w:type="gramStart"/>
+            <w:r>
+              <w:rPr>
+                <w:rFonts w:ascii="Arial" w:eastAsia="Arial" w:hAnsi="Arial" w:cs="Arial"/>
+                <w:sz w:val="20"/>
+                <w:szCs w:val="20"/>
+              </w:rPr>
+              <w:t>NUMBER(</w:t>
+            </w:r>
+            <w:proofErr w:type="gramEnd"/>
+            <w:r>
+              <w:rPr>
+                <w:rFonts w:ascii="Arial" w:eastAsia="Arial" w:hAnsi="Arial" w:cs="Arial"/>
+                <w:sz w:val="20"/>
+                <w:szCs w:val="20"/>
+              </w:rPr>
+              <w:t>10)</w:t>
             </w:r>
           </w:p>
         </w:tc>
@@ -9161,12 +9273,6 @@
         </w:tc>
       </w:tr>
       <w:tr>
-        <w:tblPrEx>
-          <w:tblCellMar>
-            <w:top w:w="0" w:type="dxa"/>
-            <w:bottom w:w="0" w:type="dxa"/>
-          </w:tblCellMar>
-        </w:tblPrEx>
         <w:tc>
           <w:tcPr>
             <w:tcW w:w="1600" w:type="dxa"/>
@@ -9186,13 +9292,23 @@
           </w:tcPr>
           <w:p>
             <w:proofErr w:type="spellStart"/>
-            <w:r>
-              <w:rPr>
-                <w:rFonts w:ascii="Arial" w:eastAsia="Arial" w:hAnsi="Arial" w:cs="Arial"/>
-                <w:sz w:val="20"/>
-                <w:szCs w:val="20"/>
-              </w:rPr>
-              <w:t>data_captura</w:t>
+            <w:proofErr w:type="gramStart"/>
+            <w:r>
+              <w:rPr>
+                <w:rFonts w:ascii="Arial" w:eastAsia="Arial" w:hAnsi="Arial" w:cs="Arial"/>
+                <w:sz w:val="20"/>
+                <w:szCs w:val="20"/>
+              </w:rPr>
+              <w:t>data</w:t>
+            </w:r>
+            <w:proofErr w:type="gramEnd"/>
+            <w:r>
+              <w:rPr>
+                <w:rFonts w:ascii="Arial" w:eastAsia="Arial" w:hAnsi="Arial" w:cs="Arial"/>
+                <w:sz w:val="20"/>
+                <w:szCs w:val="20"/>
+              </w:rPr>
+              <w:t>_captura</w:t>
             </w:r>
             <w:proofErr w:type="spellEnd"/>
           </w:p>
@@ -9345,12 +9461,6 @@
         </w:tc>
       </w:tr>
       <w:tr>
-        <w:tblPrEx>
-          <w:tblCellMar>
-            <w:top w:w="0" w:type="dxa"/>
-            <w:bottom w:w="0" w:type="dxa"/>
-          </w:tblCellMar>
-        </w:tblPrEx>
         <w:tc>
           <w:tcPr>
             <w:tcW w:w="1600" w:type="dxa"/>
@@ -9370,13 +9480,23 @@
           </w:tcPr>
           <w:p>
             <w:proofErr w:type="spellStart"/>
-            <w:r>
-              <w:rPr>
-                <w:rFonts w:ascii="Arial" w:eastAsia="Arial" w:hAnsi="Arial" w:cs="Arial"/>
-                <w:sz w:val="20"/>
-                <w:szCs w:val="20"/>
-              </w:rPr>
-              <w:t>resolucao_metros</w:t>
+            <w:proofErr w:type="gramStart"/>
+            <w:r>
+              <w:rPr>
+                <w:rFonts w:ascii="Arial" w:eastAsia="Arial" w:hAnsi="Arial" w:cs="Arial"/>
+                <w:sz w:val="20"/>
+                <w:szCs w:val="20"/>
+              </w:rPr>
+              <w:t>resolucao</w:t>
+            </w:r>
+            <w:proofErr w:type="gramEnd"/>
+            <w:r>
+              <w:rPr>
+                <w:rFonts w:ascii="Arial" w:eastAsia="Arial" w:hAnsi="Arial" w:cs="Arial"/>
+                <w:sz w:val="20"/>
+                <w:szCs w:val="20"/>
+              </w:rPr>
+              <w:t>_metros</w:t>
             </w:r>
             <w:proofErr w:type="spellEnd"/>
           </w:p>
@@ -9399,13 +9519,23 @@
             </w:tcMar>
           </w:tcPr>
           <w:p>
-            <w:r>
-              <w:rPr>
-                <w:rFonts w:ascii="Arial" w:eastAsia="Arial" w:hAnsi="Arial" w:cs="Arial"/>
-                <w:sz w:val="20"/>
-                <w:szCs w:val="20"/>
-              </w:rPr>
-              <w:t>NUMBER(6,2)</w:t>
+            <w:proofErr w:type="gramStart"/>
+            <w:r>
+              <w:rPr>
+                <w:rFonts w:ascii="Arial" w:eastAsia="Arial" w:hAnsi="Arial" w:cs="Arial"/>
+                <w:sz w:val="20"/>
+                <w:szCs w:val="20"/>
+              </w:rPr>
+              <w:t>NUMBER(</w:t>
+            </w:r>
+            <w:proofErr w:type="gramEnd"/>
+            <w:r>
+              <w:rPr>
+                <w:rFonts w:ascii="Arial" w:eastAsia="Arial" w:hAnsi="Arial" w:cs="Arial"/>
+                <w:sz w:val="20"/>
+                <w:szCs w:val="20"/>
+              </w:rPr>
+              <w:t>6,2)</w:t>
             </w:r>
           </w:p>
         </w:tc>
@@ -9529,12 +9659,6 @@
         </w:tc>
       </w:tr>
       <w:tr>
-        <w:tblPrEx>
-          <w:tblCellMar>
-            <w:top w:w="0" w:type="dxa"/>
-            <w:bottom w:w="0" w:type="dxa"/>
-          </w:tblCellMar>
-        </w:tblPrEx>
         <w:tc>
           <w:tcPr>
             <w:tcW w:w="1600" w:type="dxa"/>
@@ -9554,13 +9678,23 @@
           </w:tcPr>
           <w:p>
             <w:proofErr w:type="spellStart"/>
-            <w:r>
-              <w:rPr>
-                <w:rFonts w:ascii="Arial" w:eastAsia="Arial" w:hAnsi="Arial" w:cs="Arial"/>
-                <w:sz w:val="20"/>
-                <w:szCs w:val="20"/>
-              </w:rPr>
-              <w:t>url_imagem</w:t>
+            <w:proofErr w:type="gramStart"/>
+            <w:r>
+              <w:rPr>
+                <w:rFonts w:ascii="Arial" w:eastAsia="Arial" w:hAnsi="Arial" w:cs="Arial"/>
+                <w:sz w:val="20"/>
+                <w:szCs w:val="20"/>
+              </w:rPr>
+              <w:t>url</w:t>
+            </w:r>
+            <w:proofErr w:type="gramEnd"/>
+            <w:r>
+              <w:rPr>
+                <w:rFonts w:ascii="Arial" w:eastAsia="Arial" w:hAnsi="Arial" w:cs="Arial"/>
+                <w:sz w:val="20"/>
+                <w:szCs w:val="20"/>
+              </w:rPr>
+              <w:t>_imagem</w:t>
             </w:r>
             <w:proofErr w:type="spellEnd"/>
           </w:p>
@@ -9723,12 +9857,6 @@
         </w:tc>
       </w:tr>
       <w:tr>
-        <w:tblPrEx>
-          <w:tblCellMar>
-            <w:top w:w="0" w:type="dxa"/>
-            <w:bottom w:w="0" w:type="dxa"/>
-          </w:tblCellMar>
-        </w:tblPrEx>
         <w:tc>
           <w:tcPr>
             <w:tcW w:w="1600" w:type="dxa"/>
@@ -9748,13 +9876,23 @@
           </w:tcPr>
           <w:p>
             <w:proofErr w:type="spellStart"/>
-            <w:r>
-              <w:rPr>
-                <w:rFonts w:ascii="Arial" w:eastAsia="Arial" w:hAnsi="Arial" w:cs="Arial"/>
-                <w:sz w:val="20"/>
-                <w:szCs w:val="20"/>
-              </w:rPr>
-              <w:t>id_regiao</w:t>
+            <w:proofErr w:type="gramStart"/>
+            <w:r>
+              <w:rPr>
+                <w:rFonts w:ascii="Arial" w:eastAsia="Arial" w:hAnsi="Arial" w:cs="Arial"/>
+                <w:sz w:val="20"/>
+                <w:szCs w:val="20"/>
+              </w:rPr>
+              <w:t>id</w:t>
+            </w:r>
+            <w:proofErr w:type="gramEnd"/>
+            <w:r>
+              <w:rPr>
+                <w:rFonts w:ascii="Arial" w:eastAsia="Arial" w:hAnsi="Arial" w:cs="Arial"/>
+                <w:sz w:val="20"/>
+                <w:szCs w:val="20"/>
+              </w:rPr>
+              <w:t>_regiao</w:t>
             </w:r>
             <w:proofErr w:type="spellEnd"/>
           </w:p>
@@ -9777,13 +9915,23 @@
             </w:tcMar>
           </w:tcPr>
           <w:p>
-            <w:r>
-              <w:rPr>
-                <w:rFonts w:ascii="Arial" w:eastAsia="Arial" w:hAnsi="Arial" w:cs="Arial"/>
-                <w:sz w:val="20"/>
-                <w:szCs w:val="20"/>
-              </w:rPr>
-              <w:t>NUMBER(10)</w:t>
+            <w:proofErr w:type="gramStart"/>
+            <w:r>
+              <w:rPr>
+                <w:rFonts w:ascii="Arial" w:eastAsia="Arial" w:hAnsi="Arial" w:cs="Arial"/>
+                <w:sz w:val="20"/>
+                <w:szCs w:val="20"/>
+              </w:rPr>
+              <w:t>NUMBER(</w:t>
+            </w:r>
+            <w:proofErr w:type="gramEnd"/>
+            <w:r>
+              <w:rPr>
+                <w:rFonts w:ascii="Arial" w:eastAsia="Arial" w:hAnsi="Arial" w:cs="Arial"/>
+                <w:sz w:val="20"/>
+                <w:szCs w:val="20"/>
+              </w:rPr>
+              <w:t>10)</w:t>
             </w:r>
           </w:p>
         </w:tc>
@@ -9907,12 +10055,6 @@
         </w:tc>
       </w:tr>
       <w:tr>
-        <w:tblPrEx>
-          <w:tblCellMar>
-            <w:top w:w="0" w:type="dxa"/>
-            <w:bottom w:w="0" w:type="dxa"/>
-          </w:tblCellMar>
-        </w:tblPrEx>
         <w:tc>
           <w:tcPr>
             <w:tcW w:w="1600" w:type="dxa"/>
@@ -9932,13 +10074,23 @@
           </w:tcPr>
           <w:p>
             <w:proofErr w:type="spellStart"/>
-            <w:r>
-              <w:rPr>
-                <w:rFonts w:ascii="Arial" w:eastAsia="Arial" w:hAnsi="Arial" w:cs="Arial"/>
-                <w:sz w:val="20"/>
-                <w:szCs w:val="20"/>
-              </w:rPr>
-              <w:t>id_satelite</w:t>
+            <w:proofErr w:type="gramStart"/>
+            <w:r>
+              <w:rPr>
+                <w:rFonts w:ascii="Arial" w:eastAsia="Arial" w:hAnsi="Arial" w:cs="Arial"/>
+                <w:sz w:val="20"/>
+                <w:szCs w:val="20"/>
+              </w:rPr>
+              <w:t>id</w:t>
+            </w:r>
+            <w:proofErr w:type="gramEnd"/>
+            <w:r>
+              <w:rPr>
+                <w:rFonts w:ascii="Arial" w:eastAsia="Arial" w:hAnsi="Arial" w:cs="Arial"/>
+                <w:sz w:val="20"/>
+                <w:szCs w:val="20"/>
+              </w:rPr>
+              <w:t>_satelite</w:t>
             </w:r>
             <w:proofErr w:type="spellEnd"/>
           </w:p>
@@ -9961,13 +10113,23 @@
             </w:tcMar>
           </w:tcPr>
           <w:p>
-            <w:r>
-              <w:rPr>
-                <w:rFonts w:ascii="Arial" w:eastAsia="Arial" w:hAnsi="Arial" w:cs="Arial"/>
-                <w:sz w:val="20"/>
-                <w:szCs w:val="20"/>
-              </w:rPr>
-              <w:t>NUMBER(5)</w:t>
+            <w:proofErr w:type="gramStart"/>
+            <w:r>
+              <w:rPr>
+                <w:rFonts w:ascii="Arial" w:eastAsia="Arial" w:hAnsi="Arial" w:cs="Arial"/>
+                <w:sz w:val="20"/>
+                <w:szCs w:val="20"/>
+              </w:rPr>
+              <w:t>NUMBER(</w:t>
+            </w:r>
+            <w:proofErr w:type="gramEnd"/>
+            <w:r>
+              <w:rPr>
+                <w:rFonts w:ascii="Arial" w:eastAsia="Arial" w:hAnsi="Arial" w:cs="Arial"/>
+                <w:sz w:val="20"/>
+                <w:szCs w:val="20"/>
+              </w:rPr>
+              <w:t>5)</w:t>
             </w:r>
           </w:p>
         </w:tc>
@@ -10113,6 +10275,7 @@
           <w:sz w:val="26"/>
           <w:szCs w:val="26"/>
         </w:rPr>
+        <w:lastRenderedPageBreak/>
         <w:t xml:space="preserve"> TB_ANALISE</w:t>
       </w:r>
     </w:p>
@@ -10143,12 +10306,6 @@
         <w:gridCol w:w="2124"/>
       </w:tblGrid>
       <w:tr>
-        <w:tblPrEx>
-          <w:tblCellMar>
-            <w:top w:w="0" w:type="dxa"/>
-            <w:bottom w:w="0" w:type="dxa"/>
-          </w:tblCellMar>
-        </w:tblPrEx>
         <w:tc>
           <w:tcPr>
             <w:tcW w:w="2031" w:type="dxa"/>
@@ -10355,12 +10512,6 @@
         </w:tc>
       </w:tr>
       <w:tr>
-        <w:tblPrEx>
-          <w:tblCellMar>
-            <w:top w:w="0" w:type="dxa"/>
-            <w:bottom w:w="0" w:type="dxa"/>
-          </w:tblCellMar>
-        </w:tblPrEx>
         <w:tc>
           <w:tcPr>
             <w:tcW w:w="2031" w:type="dxa"/>
@@ -10380,13 +10531,23 @@
           </w:tcPr>
           <w:p>
             <w:proofErr w:type="spellStart"/>
-            <w:r>
-              <w:rPr>
-                <w:rFonts w:ascii="Arial" w:eastAsia="Arial" w:hAnsi="Arial" w:cs="Arial"/>
-                <w:sz w:val="20"/>
-                <w:szCs w:val="20"/>
-              </w:rPr>
-              <w:t>id_analise</w:t>
+            <w:proofErr w:type="gramStart"/>
+            <w:r>
+              <w:rPr>
+                <w:rFonts w:ascii="Arial" w:eastAsia="Arial" w:hAnsi="Arial" w:cs="Arial"/>
+                <w:sz w:val="20"/>
+                <w:szCs w:val="20"/>
+              </w:rPr>
+              <w:t>id</w:t>
+            </w:r>
+            <w:proofErr w:type="gramEnd"/>
+            <w:r>
+              <w:rPr>
+                <w:rFonts w:ascii="Arial" w:eastAsia="Arial" w:hAnsi="Arial" w:cs="Arial"/>
+                <w:sz w:val="20"/>
+                <w:szCs w:val="20"/>
+              </w:rPr>
+              <w:t>_analise</w:t>
             </w:r>
             <w:proofErr w:type="spellEnd"/>
           </w:p>
@@ -10409,13 +10570,23 @@
             </w:tcMar>
           </w:tcPr>
           <w:p>
-            <w:r>
-              <w:rPr>
-                <w:rFonts w:ascii="Arial" w:eastAsia="Arial" w:hAnsi="Arial" w:cs="Arial"/>
-                <w:sz w:val="20"/>
-                <w:szCs w:val="20"/>
-              </w:rPr>
-              <w:t>NUMBER(10)</w:t>
+            <w:proofErr w:type="gramStart"/>
+            <w:r>
+              <w:rPr>
+                <w:rFonts w:ascii="Arial" w:eastAsia="Arial" w:hAnsi="Arial" w:cs="Arial"/>
+                <w:sz w:val="20"/>
+                <w:szCs w:val="20"/>
+              </w:rPr>
+              <w:t>NUMBER(</w:t>
+            </w:r>
+            <w:proofErr w:type="gramEnd"/>
+            <w:r>
+              <w:rPr>
+                <w:rFonts w:ascii="Arial" w:eastAsia="Arial" w:hAnsi="Arial" w:cs="Arial"/>
+                <w:sz w:val="20"/>
+                <w:szCs w:val="20"/>
+              </w:rPr>
+              <w:t>10)</w:t>
             </w:r>
           </w:p>
         </w:tc>
@@ -10443,16 +10614,7 @@
                 <w:sz w:val="20"/>
                 <w:szCs w:val="20"/>
               </w:rPr>
-              <w:t>IDENTIT</w:t>
-            </w:r>
-            <w:r>
-              <w:rPr>
-                <w:rFonts w:ascii="Arial" w:eastAsia="Arial" w:hAnsi="Arial" w:cs="Arial"/>
-                <w:sz w:val="20"/>
-                <w:szCs w:val="20"/>
-              </w:rPr>
-              <w:lastRenderedPageBreak/>
-              <w:t>Y, PK</w:t>
+              <w:t>IDENTITY, PK</w:t>
             </w:r>
           </w:p>
         </w:tc>
@@ -10548,12 +10710,6 @@
         </w:tc>
       </w:tr>
       <w:tr>
-        <w:tblPrEx>
-          <w:tblCellMar>
-            <w:top w:w="0" w:type="dxa"/>
-            <w:bottom w:w="0" w:type="dxa"/>
-          </w:tblCellMar>
-        </w:tblPrEx>
         <w:tc>
           <w:tcPr>
             <w:tcW w:w="2031" w:type="dxa"/>
@@ -10573,13 +10729,23 @@
           </w:tcPr>
           <w:p>
             <w:proofErr w:type="spellStart"/>
-            <w:r>
-              <w:rPr>
-                <w:rFonts w:ascii="Arial" w:eastAsia="Arial" w:hAnsi="Arial" w:cs="Arial"/>
-                <w:sz w:val="20"/>
-                <w:szCs w:val="20"/>
-              </w:rPr>
-              <w:t>data_analise</w:t>
+            <w:proofErr w:type="gramStart"/>
+            <w:r>
+              <w:rPr>
+                <w:rFonts w:ascii="Arial" w:eastAsia="Arial" w:hAnsi="Arial" w:cs="Arial"/>
+                <w:sz w:val="20"/>
+                <w:szCs w:val="20"/>
+              </w:rPr>
+              <w:t>data</w:t>
+            </w:r>
+            <w:proofErr w:type="gramEnd"/>
+            <w:r>
+              <w:rPr>
+                <w:rFonts w:ascii="Arial" w:eastAsia="Arial" w:hAnsi="Arial" w:cs="Arial"/>
+                <w:sz w:val="20"/>
+                <w:szCs w:val="20"/>
+              </w:rPr>
+              <w:t>_analise</w:t>
             </w:r>
             <w:proofErr w:type="spellEnd"/>
           </w:p>
@@ -10732,12 +10898,6 @@
         </w:tc>
       </w:tr>
       <w:tr>
-        <w:tblPrEx>
-          <w:tblCellMar>
-            <w:top w:w="0" w:type="dxa"/>
-            <w:bottom w:w="0" w:type="dxa"/>
-          </w:tblCellMar>
-        </w:tblPrEx>
         <w:tc>
           <w:tcPr>
             <w:tcW w:w="2031" w:type="dxa"/>
@@ -10756,13 +10916,23 @@
             </w:tcMar>
           </w:tcPr>
           <w:p>
-            <w:r>
-              <w:rPr>
-                <w:rFonts w:ascii="Arial" w:eastAsia="Arial" w:hAnsi="Arial" w:cs="Arial"/>
-                <w:sz w:val="20"/>
-                <w:szCs w:val="20"/>
-              </w:rPr>
-              <w:t>area_desmatada_km2</w:t>
+            <w:proofErr w:type="gramStart"/>
+            <w:r>
+              <w:rPr>
+                <w:rFonts w:ascii="Arial" w:eastAsia="Arial" w:hAnsi="Arial" w:cs="Arial"/>
+                <w:sz w:val="20"/>
+                <w:szCs w:val="20"/>
+              </w:rPr>
+              <w:t>area</w:t>
+            </w:r>
+            <w:proofErr w:type="gramEnd"/>
+            <w:r>
+              <w:rPr>
+                <w:rFonts w:ascii="Arial" w:eastAsia="Arial" w:hAnsi="Arial" w:cs="Arial"/>
+                <w:sz w:val="20"/>
+                <w:szCs w:val="20"/>
+              </w:rPr>
+              <w:t>_desmatada_km2</w:t>
             </w:r>
           </w:p>
         </w:tc>
@@ -10784,13 +10954,23 @@
             </w:tcMar>
           </w:tcPr>
           <w:p>
-            <w:r>
-              <w:rPr>
-                <w:rFonts w:ascii="Arial" w:eastAsia="Arial" w:hAnsi="Arial" w:cs="Arial"/>
-                <w:sz w:val="20"/>
-                <w:szCs w:val="20"/>
-              </w:rPr>
-              <w:t>NUMBER(12,4)</w:t>
+            <w:proofErr w:type="gramStart"/>
+            <w:r>
+              <w:rPr>
+                <w:rFonts w:ascii="Arial" w:eastAsia="Arial" w:hAnsi="Arial" w:cs="Arial"/>
+                <w:sz w:val="20"/>
+                <w:szCs w:val="20"/>
+              </w:rPr>
+              <w:t>NUMBER(</w:t>
+            </w:r>
+            <w:proofErr w:type="gramEnd"/>
+            <w:r>
+              <w:rPr>
+                <w:rFonts w:ascii="Arial" w:eastAsia="Arial" w:hAnsi="Arial" w:cs="Arial"/>
+                <w:sz w:val="20"/>
+                <w:szCs w:val="20"/>
+              </w:rPr>
+              <w:t>12,4)</w:t>
             </w:r>
           </w:p>
         </w:tc>
@@ -10914,12 +11094,6 @@
         </w:tc>
       </w:tr>
       <w:tr>
-        <w:tblPrEx>
-          <w:tblCellMar>
-            <w:top w:w="0" w:type="dxa"/>
-            <w:bottom w:w="0" w:type="dxa"/>
-          </w:tblCellMar>
-        </w:tblPrEx>
         <w:tc>
           <w:tcPr>
             <w:tcW w:w="2031" w:type="dxa"/>
@@ -10939,13 +11113,23 @@
           </w:tcPr>
           <w:p>
             <w:proofErr w:type="spellStart"/>
-            <w:r>
-              <w:rPr>
-                <w:rFonts w:ascii="Arial" w:eastAsia="Arial" w:hAnsi="Arial" w:cs="Arial"/>
-                <w:sz w:val="20"/>
-                <w:szCs w:val="20"/>
-              </w:rPr>
-              <w:t>percentual_variacao</w:t>
+            <w:proofErr w:type="gramStart"/>
+            <w:r>
+              <w:rPr>
+                <w:rFonts w:ascii="Arial" w:eastAsia="Arial" w:hAnsi="Arial" w:cs="Arial"/>
+                <w:sz w:val="20"/>
+                <w:szCs w:val="20"/>
+              </w:rPr>
+              <w:t>percentual</w:t>
+            </w:r>
+            <w:proofErr w:type="gramEnd"/>
+            <w:r>
+              <w:rPr>
+                <w:rFonts w:ascii="Arial" w:eastAsia="Arial" w:hAnsi="Arial" w:cs="Arial"/>
+                <w:sz w:val="20"/>
+                <w:szCs w:val="20"/>
+              </w:rPr>
+              <w:t>_variacao</w:t>
             </w:r>
             <w:proofErr w:type="spellEnd"/>
           </w:p>
@@ -10968,13 +11152,23 @@
             </w:tcMar>
           </w:tcPr>
           <w:p>
-            <w:r>
-              <w:rPr>
-                <w:rFonts w:ascii="Arial" w:eastAsia="Arial" w:hAnsi="Arial" w:cs="Arial"/>
-                <w:sz w:val="20"/>
-                <w:szCs w:val="20"/>
-              </w:rPr>
-              <w:t>NUMBER(6,2)</w:t>
+            <w:proofErr w:type="gramStart"/>
+            <w:r>
+              <w:rPr>
+                <w:rFonts w:ascii="Arial" w:eastAsia="Arial" w:hAnsi="Arial" w:cs="Arial"/>
+                <w:sz w:val="20"/>
+                <w:szCs w:val="20"/>
+              </w:rPr>
+              <w:t>NUMBER(</w:t>
+            </w:r>
+            <w:proofErr w:type="gramEnd"/>
+            <w:r>
+              <w:rPr>
+                <w:rFonts w:ascii="Arial" w:eastAsia="Arial" w:hAnsi="Arial" w:cs="Arial"/>
+                <w:sz w:val="20"/>
+                <w:szCs w:val="20"/>
+              </w:rPr>
+              <w:t>6,2)</w:t>
             </w:r>
           </w:p>
         </w:tc>
@@ -11098,12 +11292,6 @@
         </w:tc>
       </w:tr>
       <w:tr>
-        <w:tblPrEx>
-          <w:tblCellMar>
-            <w:top w:w="0" w:type="dxa"/>
-            <w:bottom w:w="0" w:type="dxa"/>
-          </w:tblCellMar>
-        </w:tblPrEx>
         <w:tc>
           <w:tcPr>
             <w:tcW w:w="2031" w:type="dxa"/>
@@ -11123,13 +11311,23 @@
           </w:tcPr>
           <w:p>
             <w:proofErr w:type="spellStart"/>
-            <w:r>
-              <w:rPr>
-                <w:rFonts w:ascii="Arial" w:eastAsia="Arial" w:hAnsi="Arial" w:cs="Arial"/>
-                <w:sz w:val="20"/>
-                <w:szCs w:val="20"/>
-              </w:rPr>
-              <w:t>status_alerta</w:t>
+            <w:proofErr w:type="gramStart"/>
+            <w:r>
+              <w:rPr>
+                <w:rFonts w:ascii="Arial" w:eastAsia="Arial" w:hAnsi="Arial" w:cs="Arial"/>
+                <w:sz w:val="20"/>
+                <w:szCs w:val="20"/>
+              </w:rPr>
+              <w:t>status</w:t>
+            </w:r>
+            <w:proofErr w:type="gramEnd"/>
+            <w:r>
+              <w:rPr>
+                <w:rFonts w:ascii="Arial" w:eastAsia="Arial" w:hAnsi="Arial" w:cs="Arial"/>
+                <w:sz w:val="20"/>
+                <w:szCs w:val="20"/>
+              </w:rPr>
+              <w:t>_alerta</w:t>
             </w:r>
             <w:proofErr w:type="spellEnd"/>
           </w:p>
@@ -11282,12 +11480,6 @@
         </w:tc>
       </w:tr>
       <w:tr>
-        <w:tblPrEx>
-          <w:tblCellMar>
-            <w:top w:w="0" w:type="dxa"/>
-            <w:bottom w:w="0" w:type="dxa"/>
-          </w:tblCellMar>
-        </w:tblPrEx>
         <w:tc>
           <w:tcPr>
             <w:tcW w:w="2031" w:type="dxa"/>
@@ -11307,13 +11499,23 @@
           </w:tcPr>
           <w:p>
             <w:proofErr w:type="spellStart"/>
-            <w:r>
-              <w:rPr>
-                <w:rFonts w:ascii="Arial" w:eastAsia="Arial" w:hAnsi="Arial" w:cs="Arial"/>
-                <w:sz w:val="20"/>
-                <w:szCs w:val="20"/>
-              </w:rPr>
-              <w:t>id_imagem</w:t>
+            <w:proofErr w:type="gramStart"/>
+            <w:r>
+              <w:rPr>
+                <w:rFonts w:ascii="Arial" w:eastAsia="Arial" w:hAnsi="Arial" w:cs="Arial"/>
+                <w:sz w:val="20"/>
+                <w:szCs w:val="20"/>
+              </w:rPr>
+              <w:t>id</w:t>
+            </w:r>
+            <w:proofErr w:type="gramEnd"/>
+            <w:r>
+              <w:rPr>
+                <w:rFonts w:ascii="Arial" w:eastAsia="Arial" w:hAnsi="Arial" w:cs="Arial"/>
+                <w:sz w:val="20"/>
+                <w:szCs w:val="20"/>
+              </w:rPr>
+              <w:t>_imagem</w:t>
             </w:r>
             <w:proofErr w:type="spellEnd"/>
           </w:p>
@@ -11336,13 +11538,23 @@
             </w:tcMar>
           </w:tcPr>
           <w:p>
-            <w:r>
-              <w:rPr>
-                <w:rFonts w:ascii="Arial" w:eastAsia="Arial" w:hAnsi="Arial" w:cs="Arial"/>
-                <w:sz w:val="20"/>
-                <w:szCs w:val="20"/>
-              </w:rPr>
-              <w:t>NUMBER(10)</w:t>
+            <w:proofErr w:type="gramStart"/>
+            <w:r>
+              <w:rPr>
+                <w:rFonts w:ascii="Arial" w:eastAsia="Arial" w:hAnsi="Arial" w:cs="Arial"/>
+                <w:sz w:val="20"/>
+                <w:szCs w:val="20"/>
+              </w:rPr>
+              <w:t>NUMBER(</w:t>
+            </w:r>
+            <w:proofErr w:type="gramEnd"/>
+            <w:r>
+              <w:rPr>
+                <w:rFonts w:ascii="Arial" w:eastAsia="Arial" w:hAnsi="Arial" w:cs="Arial"/>
+                <w:sz w:val="20"/>
+                <w:szCs w:val="20"/>
+              </w:rPr>
+              <w:t>10)</w:t>
             </w:r>
           </w:p>
         </w:tc>
@@ -11517,12 +11729,6 @@
         <w:gridCol w:w="2134"/>
       </w:tblGrid>
       <w:tr>
-        <w:tblPrEx>
-          <w:tblCellMar>
-            <w:top w:w="0" w:type="dxa"/>
-            <w:bottom w:w="0" w:type="dxa"/>
-          </w:tblCellMar>
-        </w:tblPrEx>
         <w:tc>
           <w:tcPr>
             <w:tcW w:w="1600" w:type="dxa"/>
@@ -11729,12 +11935,6 @@
         </w:tc>
       </w:tr>
       <w:tr>
-        <w:tblPrEx>
-          <w:tblCellMar>
-            <w:top w:w="0" w:type="dxa"/>
-            <w:bottom w:w="0" w:type="dxa"/>
-          </w:tblCellMar>
-        </w:tblPrEx>
         <w:tc>
           <w:tcPr>
             <w:tcW w:w="1600" w:type="dxa"/>
@@ -11754,13 +11954,23 @@
           </w:tcPr>
           <w:p>
             <w:proofErr w:type="spellStart"/>
-            <w:r>
-              <w:rPr>
-                <w:rFonts w:ascii="Arial" w:eastAsia="Arial" w:hAnsi="Arial" w:cs="Arial"/>
-                <w:sz w:val="20"/>
-                <w:szCs w:val="20"/>
-              </w:rPr>
-              <w:t>id_alerta</w:t>
+            <w:proofErr w:type="gramStart"/>
+            <w:r>
+              <w:rPr>
+                <w:rFonts w:ascii="Arial" w:eastAsia="Arial" w:hAnsi="Arial" w:cs="Arial"/>
+                <w:sz w:val="20"/>
+                <w:szCs w:val="20"/>
+              </w:rPr>
+              <w:t>id</w:t>
+            </w:r>
+            <w:proofErr w:type="gramEnd"/>
+            <w:r>
+              <w:rPr>
+                <w:rFonts w:ascii="Arial" w:eastAsia="Arial" w:hAnsi="Arial" w:cs="Arial"/>
+                <w:sz w:val="20"/>
+                <w:szCs w:val="20"/>
+              </w:rPr>
+              <w:t>_alerta</w:t>
             </w:r>
             <w:proofErr w:type="spellEnd"/>
           </w:p>
@@ -11783,13 +11993,23 @@
             </w:tcMar>
           </w:tcPr>
           <w:p>
-            <w:r>
-              <w:rPr>
-                <w:rFonts w:ascii="Arial" w:eastAsia="Arial" w:hAnsi="Arial" w:cs="Arial"/>
-                <w:sz w:val="20"/>
-                <w:szCs w:val="20"/>
-              </w:rPr>
-              <w:t>NUMBER(10)</w:t>
+            <w:proofErr w:type="gramStart"/>
+            <w:r>
+              <w:rPr>
+                <w:rFonts w:ascii="Arial" w:eastAsia="Arial" w:hAnsi="Arial" w:cs="Arial"/>
+                <w:sz w:val="20"/>
+                <w:szCs w:val="20"/>
+              </w:rPr>
+              <w:t>NUMBER(</w:t>
+            </w:r>
+            <w:proofErr w:type="gramEnd"/>
+            <w:r>
+              <w:rPr>
+                <w:rFonts w:ascii="Arial" w:eastAsia="Arial" w:hAnsi="Arial" w:cs="Arial"/>
+                <w:sz w:val="20"/>
+                <w:szCs w:val="20"/>
+              </w:rPr>
+              <w:t>10)</w:t>
             </w:r>
           </w:p>
         </w:tc>
@@ -11913,12 +12133,6 @@
         </w:tc>
       </w:tr>
       <w:tr>
-        <w:tblPrEx>
-          <w:tblCellMar>
-            <w:top w:w="0" w:type="dxa"/>
-            <w:bottom w:w="0" w:type="dxa"/>
-          </w:tblCellMar>
-        </w:tblPrEx>
         <w:tc>
           <w:tcPr>
             <w:tcW w:w="1600" w:type="dxa"/>
@@ -11938,13 +12152,23 @@
           </w:tcPr>
           <w:p>
             <w:proofErr w:type="spellStart"/>
-            <w:r>
-              <w:rPr>
-                <w:rFonts w:ascii="Arial" w:eastAsia="Arial" w:hAnsi="Arial" w:cs="Arial"/>
-                <w:sz w:val="20"/>
-                <w:szCs w:val="20"/>
-              </w:rPr>
-              <w:t>data_emissao</w:t>
+            <w:proofErr w:type="gramStart"/>
+            <w:r>
+              <w:rPr>
+                <w:rFonts w:ascii="Arial" w:eastAsia="Arial" w:hAnsi="Arial" w:cs="Arial"/>
+                <w:sz w:val="20"/>
+                <w:szCs w:val="20"/>
+              </w:rPr>
+              <w:t>data</w:t>
+            </w:r>
+            <w:proofErr w:type="gramEnd"/>
+            <w:r>
+              <w:rPr>
+                <w:rFonts w:ascii="Arial" w:eastAsia="Arial" w:hAnsi="Arial" w:cs="Arial"/>
+                <w:sz w:val="20"/>
+                <w:szCs w:val="20"/>
+              </w:rPr>
+              <w:t>_emissao</w:t>
             </w:r>
             <w:proofErr w:type="spellEnd"/>
           </w:p>
@@ -12097,12 +12321,6 @@
         </w:tc>
       </w:tr>
       <w:tr>
-        <w:tblPrEx>
-          <w:tblCellMar>
-            <w:top w:w="0" w:type="dxa"/>
-            <w:bottom w:w="0" w:type="dxa"/>
-          </w:tblCellMar>
-        </w:tblPrEx>
         <w:tc>
           <w:tcPr>
             <w:tcW w:w="1600" w:type="dxa"/>
@@ -12122,13 +12340,23 @@
           </w:tcPr>
           <w:p>
             <w:proofErr w:type="spellStart"/>
-            <w:r>
-              <w:rPr>
-                <w:rFonts w:ascii="Arial" w:eastAsia="Arial" w:hAnsi="Arial" w:cs="Arial"/>
-                <w:sz w:val="20"/>
-                <w:szCs w:val="20"/>
-              </w:rPr>
-              <w:t>nivel_criticidade</w:t>
+            <w:proofErr w:type="gramStart"/>
+            <w:r>
+              <w:rPr>
+                <w:rFonts w:ascii="Arial" w:eastAsia="Arial" w:hAnsi="Arial" w:cs="Arial"/>
+                <w:sz w:val="20"/>
+                <w:szCs w:val="20"/>
+              </w:rPr>
+              <w:t>nivel</w:t>
+            </w:r>
+            <w:proofErr w:type="gramEnd"/>
+            <w:r>
+              <w:rPr>
+                <w:rFonts w:ascii="Arial" w:eastAsia="Arial" w:hAnsi="Arial" w:cs="Arial"/>
+                <w:sz w:val="20"/>
+                <w:szCs w:val="20"/>
+              </w:rPr>
+              <w:t>_criticidade</w:t>
             </w:r>
             <w:proofErr w:type="spellEnd"/>
           </w:p>
@@ -12281,12 +12509,6 @@
         </w:tc>
       </w:tr>
       <w:tr>
-        <w:tblPrEx>
-          <w:tblCellMar>
-            <w:top w:w="0" w:type="dxa"/>
-            <w:bottom w:w="0" w:type="dxa"/>
-          </w:tblCellMar>
-        </w:tblPrEx>
         <w:tc>
           <w:tcPr>
             <w:tcW w:w="1600" w:type="dxa"/>
@@ -12306,6 +12528,7 @@
           </w:tcPr>
           <w:p>
             <w:proofErr w:type="spellStart"/>
+            <w:proofErr w:type="gramStart"/>
             <w:r>
               <w:rPr>
                 <w:rFonts w:ascii="Arial" w:eastAsia="Arial" w:hAnsi="Arial" w:cs="Arial"/>
@@ -12315,6 +12538,7 @@
               <w:t>descricao</w:t>
             </w:r>
             <w:proofErr w:type="spellEnd"/>
+            <w:proofErr w:type="gramEnd"/>
           </w:p>
         </w:tc>
         <w:tc>
@@ -12465,12 +12689,6 @@
         </w:tc>
       </w:tr>
       <w:tr>
-        <w:tblPrEx>
-          <w:tblCellMar>
-            <w:top w:w="0" w:type="dxa"/>
-            <w:bottom w:w="0" w:type="dxa"/>
-          </w:tblCellMar>
-        </w:tblPrEx>
         <w:tc>
           <w:tcPr>
             <w:tcW w:w="1600" w:type="dxa"/>
@@ -12490,13 +12708,23 @@
           </w:tcPr>
           <w:p>
             <w:proofErr w:type="spellStart"/>
-            <w:r>
-              <w:rPr>
-                <w:rFonts w:ascii="Arial" w:eastAsia="Arial" w:hAnsi="Arial" w:cs="Arial"/>
-                <w:sz w:val="20"/>
-                <w:szCs w:val="20"/>
-              </w:rPr>
-              <w:t>id_analise</w:t>
+            <w:proofErr w:type="gramStart"/>
+            <w:r>
+              <w:rPr>
+                <w:rFonts w:ascii="Arial" w:eastAsia="Arial" w:hAnsi="Arial" w:cs="Arial"/>
+                <w:sz w:val="20"/>
+                <w:szCs w:val="20"/>
+              </w:rPr>
+              <w:t>id</w:t>
+            </w:r>
+            <w:proofErr w:type="gramEnd"/>
+            <w:r>
+              <w:rPr>
+                <w:rFonts w:ascii="Arial" w:eastAsia="Arial" w:hAnsi="Arial" w:cs="Arial"/>
+                <w:sz w:val="20"/>
+                <w:szCs w:val="20"/>
+              </w:rPr>
+              <w:t>_analise</w:t>
             </w:r>
             <w:proofErr w:type="spellEnd"/>
           </w:p>
@@ -12519,13 +12747,23 @@
             </w:tcMar>
           </w:tcPr>
           <w:p>
-            <w:r>
-              <w:rPr>
-                <w:rFonts w:ascii="Arial" w:eastAsia="Arial" w:hAnsi="Arial" w:cs="Arial"/>
-                <w:sz w:val="20"/>
-                <w:szCs w:val="20"/>
-              </w:rPr>
-              <w:t>NUMBER(10)</w:t>
+            <w:proofErr w:type="gramStart"/>
+            <w:r>
+              <w:rPr>
+                <w:rFonts w:ascii="Arial" w:eastAsia="Arial" w:hAnsi="Arial" w:cs="Arial"/>
+                <w:sz w:val="20"/>
+                <w:szCs w:val="20"/>
+              </w:rPr>
+              <w:t>NUMBER(</w:t>
+            </w:r>
+            <w:proofErr w:type="gramEnd"/>
+            <w:r>
+              <w:rPr>
+                <w:rFonts w:ascii="Arial" w:eastAsia="Arial" w:hAnsi="Arial" w:cs="Arial"/>
+                <w:sz w:val="20"/>
+                <w:szCs w:val="20"/>
+              </w:rPr>
+              <w:t>10)</w:t>
             </w:r>
           </w:p>
         </w:tc>
@@ -12671,6 +12909,7 @@
           <w:sz w:val="26"/>
           <w:szCs w:val="26"/>
         </w:rPr>
+        <w:lastRenderedPageBreak/>
         <w:t xml:space="preserve"> TB_OCORRENCIA</w:t>
       </w:r>
     </w:p>
@@ -12700,12 +12939,6 @@
         <w:gridCol w:w="1798"/>
       </w:tblGrid>
       <w:tr>
-        <w:tblPrEx>
-          <w:tblCellMar>
-            <w:top w:w="0" w:type="dxa"/>
-            <w:bottom w:w="0" w:type="dxa"/>
-          </w:tblCellMar>
-        </w:tblPrEx>
         <w:tc>
           <w:tcPr>
             <w:tcW w:w="1600" w:type="dxa"/>
@@ -12912,12 +13145,6 @@
         </w:tc>
       </w:tr>
       <w:tr>
-        <w:tblPrEx>
-          <w:tblCellMar>
-            <w:top w:w="0" w:type="dxa"/>
-            <w:bottom w:w="0" w:type="dxa"/>
-          </w:tblCellMar>
-        </w:tblPrEx>
         <w:tc>
           <w:tcPr>
             <w:tcW w:w="1600" w:type="dxa"/>
@@ -12937,13 +13164,23 @@
           </w:tcPr>
           <w:p>
             <w:proofErr w:type="spellStart"/>
-            <w:r>
-              <w:rPr>
-                <w:rFonts w:ascii="Arial" w:eastAsia="Arial" w:hAnsi="Arial" w:cs="Arial"/>
-                <w:sz w:val="20"/>
-                <w:szCs w:val="20"/>
-              </w:rPr>
-              <w:t>id_ocorrencia</w:t>
+            <w:proofErr w:type="gramStart"/>
+            <w:r>
+              <w:rPr>
+                <w:rFonts w:ascii="Arial" w:eastAsia="Arial" w:hAnsi="Arial" w:cs="Arial"/>
+                <w:sz w:val="20"/>
+                <w:szCs w:val="20"/>
+              </w:rPr>
+              <w:t>id</w:t>
+            </w:r>
+            <w:proofErr w:type="gramEnd"/>
+            <w:r>
+              <w:rPr>
+                <w:rFonts w:ascii="Arial" w:eastAsia="Arial" w:hAnsi="Arial" w:cs="Arial"/>
+                <w:sz w:val="20"/>
+                <w:szCs w:val="20"/>
+              </w:rPr>
+              <w:t>_ocorrencia</w:t>
             </w:r>
             <w:proofErr w:type="spellEnd"/>
           </w:p>
@@ -12966,13 +13203,23 @@
             </w:tcMar>
           </w:tcPr>
           <w:p>
-            <w:r>
-              <w:rPr>
-                <w:rFonts w:ascii="Arial" w:eastAsia="Arial" w:hAnsi="Arial" w:cs="Arial"/>
-                <w:sz w:val="20"/>
-                <w:szCs w:val="20"/>
-              </w:rPr>
-              <w:t>NUMBER(10)</w:t>
+            <w:proofErr w:type="gramStart"/>
+            <w:r>
+              <w:rPr>
+                <w:rFonts w:ascii="Arial" w:eastAsia="Arial" w:hAnsi="Arial" w:cs="Arial"/>
+                <w:sz w:val="20"/>
+                <w:szCs w:val="20"/>
+              </w:rPr>
+              <w:t>NUMBER(</w:t>
+            </w:r>
+            <w:proofErr w:type="gramEnd"/>
+            <w:r>
+              <w:rPr>
+                <w:rFonts w:ascii="Arial" w:eastAsia="Arial" w:hAnsi="Arial" w:cs="Arial"/>
+                <w:sz w:val="20"/>
+                <w:szCs w:val="20"/>
+              </w:rPr>
+              <w:t>10)</w:t>
             </w:r>
           </w:p>
         </w:tc>
@@ -13000,16 +13247,7 @@
                 <w:sz w:val="20"/>
                 <w:szCs w:val="20"/>
               </w:rPr>
-              <w:t>I</w:t>
-            </w:r>
-            <w:r>
-              <w:rPr>
-                <w:rFonts w:ascii="Arial" w:eastAsia="Arial" w:hAnsi="Arial" w:cs="Arial"/>
-                <w:sz w:val="20"/>
-                <w:szCs w:val="20"/>
-              </w:rPr>
-              <w:lastRenderedPageBreak/>
-              <w:t>DENTITY, PK</w:t>
+              <w:t>IDENTITY, PK</w:t>
             </w:r>
           </w:p>
         </w:tc>
@@ -13105,12 +13343,6 @@
         </w:tc>
       </w:tr>
       <w:tr>
-        <w:tblPrEx>
-          <w:tblCellMar>
-            <w:top w:w="0" w:type="dxa"/>
-            <w:bottom w:w="0" w:type="dxa"/>
-          </w:tblCellMar>
-        </w:tblPrEx>
         <w:tc>
           <w:tcPr>
             <w:tcW w:w="1600" w:type="dxa"/>
@@ -13130,13 +13362,23 @@
           </w:tcPr>
           <w:p>
             <w:proofErr w:type="spellStart"/>
-            <w:r>
-              <w:rPr>
-                <w:rFonts w:ascii="Arial" w:eastAsia="Arial" w:hAnsi="Arial" w:cs="Arial"/>
-                <w:sz w:val="20"/>
-                <w:szCs w:val="20"/>
-              </w:rPr>
-              <w:t>data_ocorrencia</w:t>
+            <w:proofErr w:type="gramStart"/>
+            <w:r>
+              <w:rPr>
+                <w:rFonts w:ascii="Arial" w:eastAsia="Arial" w:hAnsi="Arial" w:cs="Arial"/>
+                <w:sz w:val="20"/>
+                <w:szCs w:val="20"/>
+              </w:rPr>
+              <w:t>data</w:t>
+            </w:r>
+            <w:proofErr w:type="gramEnd"/>
+            <w:r>
+              <w:rPr>
+                <w:rFonts w:ascii="Arial" w:eastAsia="Arial" w:hAnsi="Arial" w:cs="Arial"/>
+                <w:sz w:val="20"/>
+                <w:szCs w:val="20"/>
+              </w:rPr>
+              <w:t>_ocorrencia</w:t>
             </w:r>
             <w:proofErr w:type="spellEnd"/>
           </w:p>
@@ -13289,12 +13531,6 @@
         </w:tc>
       </w:tr>
       <w:tr>
-        <w:tblPrEx>
-          <w:tblCellMar>
-            <w:top w:w="0" w:type="dxa"/>
-            <w:bottom w:w="0" w:type="dxa"/>
-          </w:tblCellMar>
-        </w:tblPrEx>
         <w:tc>
           <w:tcPr>
             <w:tcW w:w="1600" w:type="dxa"/>
@@ -13314,6 +13550,7 @@
           </w:tcPr>
           <w:p>
             <w:proofErr w:type="spellStart"/>
+            <w:proofErr w:type="gramStart"/>
             <w:r>
               <w:rPr>
                 <w:rFonts w:ascii="Arial" w:eastAsia="Arial" w:hAnsi="Arial" w:cs="Arial"/>
@@ -13323,6 +13560,7 @@
               <w:t>descricao</w:t>
             </w:r>
             <w:proofErr w:type="spellEnd"/>
+            <w:proofErr w:type="gramEnd"/>
           </w:p>
         </w:tc>
         <w:tc>
@@ -13473,12 +13711,6 @@
         </w:tc>
       </w:tr>
       <w:tr>
-        <w:tblPrEx>
-          <w:tblCellMar>
-            <w:top w:w="0" w:type="dxa"/>
-            <w:bottom w:w="0" w:type="dxa"/>
-          </w:tblCellMar>
-        </w:tblPrEx>
         <w:tc>
           <w:tcPr>
             <w:tcW w:w="1600" w:type="dxa"/>
@@ -13497,13 +13729,23 @@
             </w:tcMar>
           </w:tcPr>
           <w:p>
-            <w:r>
-              <w:rPr>
-                <w:rFonts w:ascii="Arial" w:eastAsia="Arial" w:hAnsi="Arial" w:cs="Arial"/>
-                <w:sz w:val="20"/>
-                <w:szCs w:val="20"/>
-              </w:rPr>
-              <w:t>area_estimada_km2</w:t>
+            <w:proofErr w:type="gramStart"/>
+            <w:r>
+              <w:rPr>
+                <w:rFonts w:ascii="Arial" w:eastAsia="Arial" w:hAnsi="Arial" w:cs="Arial"/>
+                <w:sz w:val="20"/>
+                <w:szCs w:val="20"/>
+              </w:rPr>
+              <w:t>area</w:t>
+            </w:r>
+            <w:proofErr w:type="gramEnd"/>
+            <w:r>
+              <w:rPr>
+                <w:rFonts w:ascii="Arial" w:eastAsia="Arial" w:hAnsi="Arial" w:cs="Arial"/>
+                <w:sz w:val="20"/>
+                <w:szCs w:val="20"/>
+              </w:rPr>
+              <w:t>_estimada_km2</w:t>
             </w:r>
           </w:p>
         </w:tc>
@@ -13525,13 +13767,23 @@
             </w:tcMar>
           </w:tcPr>
           <w:p>
-            <w:r>
-              <w:rPr>
-                <w:rFonts w:ascii="Arial" w:eastAsia="Arial" w:hAnsi="Arial" w:cs="Arial"/>
-                <w:sz w:val="20"/>
-                <w:szCs w:val="20"/>
-              </w:rPr>
-              <w:t>NUMBER(12,4)</w:t>
+            <w:proofErr w:type="gramStart"/>
+            <w:r>
+              <w:rPr>
+                <w:rFonts w:ascii="Arial" w:eastAsia="Arial" w:hAnsi="Arial" w:cs="Arial"/>
+                <w:sz w:val="20"/>
+                <w:szCs w:val="20"/>
+              </w:rPr>
+              <w:t>NUMBER(</w:t>
+            </w:r>
+            <w:proofErr w:type="gramEnd"/>
+            <w:r>
+              <w:rPr>
+                <w:rFonts w:ascii="Arial" w:eastAsia="Arial" w:hAnsi="Arial" w:cs="Arial"/>
+                <w:sz w:val="20"/>
+                <w:szCs w:val="20"/>
+              </w:rPr>
+              <w:t>12,4)</w:t>
             </w:r>
           </w:p>
         </w:tc>
@@ -13655,12 +13907,6 @@
         </w:tc>
       </w:tr>
       <w:tr>
-        <w:tblPrEx>
-          <w:tblCellMar>
-            <w:top w:w="0" w:type="dxa"/>
-            <w:bottom w:w="0" w:type="dxa"/>
-          </w:tblCellMar>
-        </w:tblPrEx>
         <w:tc>
           <w:tcPr>
             <w:tcW w:w="1600" w:type="dxa"/>
@@ -13680,13 +13926,23 @@
           </w:tcPr>
           <w:p>
             <w:proofErr w:type="spellStart"/>
-            <w:r>
-              <w:rPr>
-                <w:rFonts w:ascii="Arial" w:eastAsia="Arial" w:hAnsi="Arial" w:cs="Arial"/>
-                <w:sz w:val="20"/>
-                <w:szCs w:val="20"/>
-              </w:rPr>
-              <w:t>id_regiao</w:t>
+            <w:proofErr w:type="gramStart"/>
+            <w:r>
+              <w:rPr>
+                <w:rFonts w:ascii="Arial" w:eastAsia="Arial" w:hAnsi="Arial" w:cs="Arial"/>
+                <w:sz w:val="20"/>
+                <w:szCs w:val="20"/>
+              </w:rPr>
+              <w:t>id</w:t>
+            </w:r>
+            <w:proofErr w:type="gramEnd"/>
+            <w:r>
+              <w:rPr>
+                <w:rFonts w:ascii="Arial" w:eastAsia="Arial" w:hAnsi="Arial" w:cs="Arial"/>
+                <w:sz w:val="20"/>
+                <w:szCs w:val="20"/>
+              </w:rPr>
+              <w:t>_regiao</w:t>
             </w:r>
             <w:proofErr w:type="spellEnd"/>
           </w:p>
@@ -13709,13 +13965,23 @@
             </w:tcMar>
           </w:tcPr>
           <w:p>
-            <w:r>
-              <w:rPr>
-                <w:rFonts w:ascii="Arial" w:eastAsia="Arial" w:hAnsi="Arial" w:cs="Arial"/>
-                <w:sz w:val="20"/>
-                <w:szCs w:val="20"/>
-              </w:rPr>
-              <w:t>NUMBER(10)</w:t>
+            <w:proofErr w:type="gramStart"/>
+            <w:r>
+              <w:rPr>
+                <w:rFonts w:ascii="Arial" w:eastAsia="Arial" w:hAnsi="Arial" w:cs="Arial"/>
+                <w:sz w:val="20"/>
+                <w:szCs w:val="20"/>
+              </w:rPr>
+              <w:t>NUMBER(</w:t>
+            </w:r>
+            <w:proofErr w:type="gramEnd"/>
+            <w:r>
+              <w:rPr>
+                <w:rFonts w:ascii="Arial" w:eastAsia="Arial" w:hAnsi="Arial" w:cs="Arial"/>
+                <w:sz w:val="20"/>
+                <w:szCs w:val="20"/>
+              </w:rPr>
+              <w:t>10)</w:t>
             </w:r>
           </w:p>
         </w:tc>
@@ -13839,12 +14105,6 @@
         </w:tc>
       </w:tr>
       <w:tr>
-        <w:tblPrEx>
-          <w:tblCellMar>
-            <w:top w:w="0" w:type="dxa"/>
-            <w:bottom w:w="0" w:type="dxa"/>
-          </w:tblCellMar>
-        </w:tblPrEx>
         <w:tc>
           <w:tcPr>
             <w:tcW w:w="1600" w:type="dxa"/>
@@ -13864,13 +14124,23 @@
           </w:tcPr>
           <w:p>
             <w:proofErr w:type="spellStart"/>
-            <w:r>
-              <w:rPr>
-                <w:rFonts w:ascii="Arial" w:eastAsia="Arial" w:hAnsi="Arial" w:cs="Arial"/>
-                <w:sz w:val="20"/>
-                <w:szCs w:val="20"/>
-              </w:rPr>
-              <w:t>id_usuario</w:t>
+            <w:proofErr w:type="gramStart"/>
+            <w:r>
+              <w:rPr>
+                <w:rFonts w:ascii="Arial" w:eastAsia="Arial" w:hAnsi="Arial" w:cs="Arial"/>
+                <w:sz w:val="20"/>
+                <w:szCs w:val="20"/>
+              </w:rPr>
+              <w:t>id</w:t>
+            </w:r>
+            <w:proofErr w:type="gramEnd"/>
+            <w:r>
+              <w:rPr>
+                <w:rFonts w:ascii="Arial" w:eastAsia="Arial" w:hAnsi="Arial" w:cs="Arial"/>
+                <w:sz w:val="20"/>
+                <w:szCs w:val="20"/>
+              </w:rPr>
+              <w:t>_usuario</w:t>
             </w:r>
             <w:proofErr w:type="spellEnd"/>
           </w:p>
@@ -13893,13 +14163,23 @@
             </w:tcMar>
           </w:tcPr>
           <w:p>
-            <w:r>
-              <w:rPr>
-                <w:rFonts w:ascii="Arial" w:eastAsia="Arial" w:hAnsi="Arial" w:cs="Arial"/>
-                <w:sz w:val="20"/>
-                <w:szCs w:val="20"/>
-              </w:rPr>
-              <w:t>NUMBER(10)</w:t>
+            <w:proofErr w:type="gramStart"/>
+            <w:r>
+              <w:rPr>
+                <w:rFonts w:ascii="Arial" w:eastAsia="Arial" w:hAnsi="Arial" w:cs="Arial"/>
+                <w:sz w:val="20"/>
+                <w:szCs w:val="20"/>
+              </w:rPr>
+              <w:t>NUMBER(</w:t>
+            </w:r>
+            <w:proofErr w:type="gramEnd"/>
+            <w:r>
+              <w:rPr>
+                <w:rFonts w:ascii="Arial" w:eastAsia="Arial" w:hAnsi="Arial" w:cs="Arial"/>
+                <w:sz w:val="20"/>
+                <w:szCs w:val="20"/>
+              </w:rPr>
+              <w:t>10)</w:t>
             </w:r>
           </w:p>
         </w:tc>
@@ -14074,12 +14354,6 @@
         <w:gridCol w:w="2232"/>
       </w:tblGrid>
       <w:tr>
-        <w:tblPrEx>
-          <w:tblCellMar>
-            <w:top w:w="0" w:type="dxa"/>
-            <w:bottom w:w="0" w:type="dxa"/>
-          </w:tblCellMar>
-        </w:tblPrEx>
         <w:tc>
           <w:tcPr>
             <w:tcW w:w="1600" w:type="dxa"/>
@@ -14286,12 +14560,6 @@
         </w:tc>
       </w:tr>
       <w:tr>
-        <w:tblPrEx>
-          <w:tblCellMar>
-            <w:top w:w="0" w:type="dxa"/>
-            <w:bottom w:w="0" w:type="dxa"/>
-          </w:tblCellMar>
-        </w:tblPrEx>
         <w:tc>
           <w:tcPr>
             <w:tcW w:w="1600" w:type="dxa"/>
@@ -14311,13 +14579,23 @@
           </w:tcPr>
           <w:p>
             <w:proofErr w:type="spellStart"/>
-            <w:r>
-              <w:rPr>
-                <w:rFonts w:ascii="Arial" w:eastAsia="Arial" w:hAnsi="Arial" w:cs="Arial"/>
-                <w:sz w:val="20"/>
-                <w:szCs w:val="20"/>
-              </w:rPr>
-              <w:t>id_relatorio</w:t>
+            <w:proofErr w:type="gramStart"/>
+            <w:r>
+              <w:rPr>
+                <w:rFonts w:ascii="Arial" w:eastAsia="Arial" w:hAnsi="Arial" w:cs="Arial"/>
+                <w:sz w:val="20"/>
+                <w:szCs w:val="20"/>
+              </w:rPr>
+              <w:t>id</w:t>
+            </w:r>
+            <w:proofErr w:type="gramEnd"/>
+            <w:r>
+              <w:rPr>
+                <w:rFonts w:ascii="Arial" w:eastAsia="Arial" w:hAnsi="Arial" w:cs="Arial"/>
+                <w:sz w:val="20"/>
+                <w:szCs w:val="20"/>
+              </w:rPr>
+              <w:t>_relatorio</w:t>
             </w:r>
             <w:proofErr w:type="spellEnd"/>
           </w:p>
@@ -14340,13 +14618,23 @@
             </w:tcMar>
           </w:tcPr>
           <w:p>
-            <w:r>
-              <w:rPr>
-                <w:rFonts w:ascii="Arial" w:eastAsia="Arial" w:hAnsi="Arial" w:cs="Arial"/>
-                <w:sz w:val="20"/>
-                <w:szCs w:val="20"/>
-              </w:rPr>
-              <w:t>NUMBER(10)</w:t>
+            <w:proofErr w:type="gramStart"/>
+            <w:r>
+              <w:rPr>
+                <w:rFonts w:ascii="Arial" w:eastAsia="Arial" w:hAnsi="Arial" w:cs="Arial"/>
+                <w:sz w:val="20"/>
+                <w:szCs w:val="20"/>
+              </w:rPr>
+              <w:t>NUMBER(</w:t>
+            </w:r>
+            <w:proofErr w:type="gramEnd"/>
+            <w:r>
+              <w:rPr>
+                <w:rFonts w:ascii="Arial" w:eastAsia="Arial" w:hAnsi="Arial" w:cs="Arial"/>
+                <w:sz w:val="20"/>
+                <w:szCs w:val="20"/>
+              </w:rPr>
+              <w:t>10)</w:t>
             </w:r>
           </w:p>
         </w:tc>
@@ -14470,12 +14758,6 @@
         </w:tc>
       </w:tr>
       <w:tr>
-        <w:tblPrEx>
-          <w:tblCellMar>
-            <w:top w:w="0" w:type="dxa"/>
-            <w:bottom w:w="0" w:type="dxa"/>
-          </w:tblCellMar>
-        </w:tblPrEx>
         <w:tc>
           <w:tcPr>
             <w:tcW w:w="1600" w:type="dxa"/>
@@ -14495,13 +14777,23 @@
           </w:tcPr>
           <w:p>
             <w:proofErr w:type="spellStart"/>
-            <w:r>
-              <w:rPr>
-                <w:rFonts w:ascii="Arial" w:eastAsia="Arial" w:hAnsi="Arial" w:cs="Arial"/>
-                <w:sz w:val="20"/>
-                <w:szCs w:val="20"/>
-              </w:rPr>
-              <w:t>data_geracao</w:t>
+            <w:proofErr w:type="gramStart"/>
+            <w:r>
+              <w:rPr>
+                <w:rFonts w:ascii="Arial" w:eastAsia="Arial" w:hAnsi="Arial" w:cs="Arial"/>
+                <w:sz w:val="20"/>
+                <w:szCs w:val="20"/>
+              </w:rPr>
+              <w:t>data</w:t>
+            </w:r>
+            <w:proofErr w:type="gramEnd"/>
+            <w:r>
+              <w:rPr>
+                <w:rFonts w:ascii="Arial" w:eastAsia="Arial" w:hAnsi="Arial" w:cs="Arial"/>
+                <w:sz w:val="20"/>
+                <w:szCs w:val="20"/>
+              </w:rPr>
+              <w:t>_geracao</w:t>
             </w:r>
             <w:proofErr w:type="spellEnd"/>
           </w:p>
@@ -14654,12 +14946,6 @@
         </w:tc>
       </w:tr>
       <w:tr>
-        <w:tblPrEx>
-          <w:tblCellMar>
-            <w:top w:w="0" w:type="dxa"/>
-            <w:bottom w:w="0" w:type="dxa"/>
-          </w:tblCellMar>
-        </w:tblPrEx>
         <w:tc>
           <w:tcPr>
             <w:tcW w:w="1600" w:type="dxa"/>
@@ -14678,6 +14964,7 @@
             </w:tcMar>
           </w:tcPr>
           <w:p>
+            <w:proofErr w:type="gramStart"/>
             <w:r>
               <w:rPr>
                 <w:rFonts w:ascii="Arial" w:eastAsia="Arial" w:hAnsi="Arial" w:cs="Arial"/>
@@ -14686,6 +14973,7 @@
               </w:rPr>
               <w:t>titulo</w:t>
             </w:r>
+            <w:proofErr w:type="gramEnd"/>
           </w:p>
         </w:tc>
         <w:tc>
@@ -14836,12 +15124,6 @@
         </w:tc>
       </w:tr>
       <w:tr>
-        <w:tblPrEx>
-          <w:tblCellMar>
-            <w:top w:w="0" w:type="dxa"/>
-            <w:bottom w:w="0" w:type="dxa"/>
-          </w:tblCellMar>
-        </w:tblPrEx>
         <w:tc>
           <w:tcPr>
             <w:tcW w:w="1600" w:type="dxa"/>
@@ -14861,13 +15143,23 @@
           </w:tcPr>
           <w:p>
             <w:proofErr w:type="spellStart"/>
-            <w:r>
-              <w:rPr>
-                <w:rFonts w:ascii="Arial" w:eastAsia="Arial" w:hAnsi="Arial" w:cs="Arial"/>
-                <w:sz w:val="20"/>
-                <w:szCs w:val="20"/>
-              </w:rPr>
-              <w:t>periodo_inicio</w:t>
+            <w:proofErr w:type="gramStart"/>
+            <w:r>
+              <w:rPr>
+                <w:rFonts w:ascii="Arial" w:eastAsia="Arial" w:hAnsi="Arial" w:cs="Arial"/>
+                <w:sz w:val="20"/>
+                <w:szCs w:val="20"/>
+              </w:rPr>
+              <w:t>periodo</w:t>
+            </w:r>
+            <w:proofErr w:type="gramEnd"/>
+            <w:r>
+              <w:rPr>
+                <w:rFonts w:ascii="Arial" w:eastAsia="Arial" w:hAnsi="Arial" w:cs="Arial"/>
+                <w:sz w:val="20"/>
+                <w:szCs w:val="20"/>
+              </w:rPr>
+              <w:t>_inicio</w:t>
             </w:r>
             <w:proofErr w:type="spellEnd"/>
           </w:p>
@@ -15020,12 +15312,6 @@
         </w:tc>
       </w:tr>
       <w:tr>
-        <w:tblPrEx>
-          <w:tblCellMar>
-            <w:top w:w="0" w:type="dxa"/>
-            <w:bottom w:w="0" w:type="dxa"/>
-          </w:tblCellMar>
-        </w:tblPrEx>
         <w:tc>
           <w:tcPr>
             <w:tcW w:w="1600" w:type="dxa"/>
@@ -15045,13 +15331,23 @@
           </w:tcPr>
           <w:p>
             <w:proofErr w:type="spellStart"/>
-            <w:r>
-              <w:rPr>
-                <w:rFonts w:ascii="Arial" w:eastAsia="Arial" w:hAnsi="Arial" w:cs="Arial"/>
-                <w:sz w:val="20"/>
-                <w:szCs w:val="20"/>
-              </w:rPr>
-              <w:t>periodo_fim</w:t>
+            <w:proofErr w:type="gramStart"/>
+            <w:r>
+              <w:rPr>
+                <w:rFonts w:ascii="Arial" w:eastAsia="Arial" w:hAnsi="Arial" w:cs="Arial"/>
+                <w:sz w:val="20"/>
+                <w:szCs w:val="20"/>
+              </w:rPr>
+              <w:t>periodo</w:t>
+            </w:r>
+            <w:proofErr w:type="gramEnd"/>
+            <w:r>
+              <w:rPr>
+                <w:rFonts w:ascii="Arial" w:eastAsia="Arial" w:hAnsi="Arial" w:cs="Arial"/>
+                <w:sz w:val="20"/>
+                <w:szCs w:val="20"/>
+              </w:rPr>
+              <w:t>_fim</w:t>
             </w:r>
             <w:proofErr w:type="spellEnd"/>
           </w:p>
@@ -15222,12 +15518,6 @@
         </w:tc>
       </w:tr>
       <w:tr>
-        <w:tblPrEx>
-          <w:tblCellMar>
-            <w:top w:w="0" w:type="dxa"/>
-            <w:bottom w:w="0" w:type="dxa"/>
-          </w:tblCellMar>
-        </w:tblPrEx>
         <w:tc>
           <w:tcPr>
             <w:tcW w:w="1600" w:type="dxa"/>
@@ -15247,13 +15537,24 @@
           </w:tcPr>
           <w:p>
             <w:proofErr w:type="spellStart"/>
-            <w:r>
-              <w:rPr>
-                <w:rFonts w:ascii="Arial" w:eastAsia="Arial" w:hAnsi="Arial" w:cs="Arial"/>
-                <w:sz w:val="20"/>
-                <w:szCs w:val="20"/>
-              </w:rPr>
-              <w:t>id_usuario</w:t>
+            <w:proofErr w:type="gramStart"/>
+            <w:r>
+              <w:rPr>
+                <w:rFonts w:ascii="Arial" w:eastAsia="Arial" w:hAnsi="Arial" w:cs="Arial"/>
+                <w:sz w:val="20"/>
+                <w:szCs w:val="20"/>
+              </w:rPr>
+              <w:lastRenderedPageBreak/>
+              <w:t>id</w:t>
+            </w:r>
+            <w:proofErr w:type="gramEnd"/>
+            <w:r>
+              <w:rPr>
+                <w:rFonts w:ascii="Arial" w:eastAsia="Arial" w:hAnsi="Arial" w:cs="Arial"/>
+                <w:sz w:val="20"/>
+                <w:szCs w:val="20"/>
+              </w:rPr>
+              <w:t>_usuario</w:t>
             </w:r>
             <w:proofErr w:type="spellEnd"/>
           </w:p>
@@ -15276,13 +15577,23 @@
             </w:tcMar>
           </w:tcPr>
           <w:p>
-            <w:r>
-              <w:rPr>
-                <w:rFonts w:ascii="Arial" w:eastAsia="Arial" w:hAnsi="Arial" w:cs="Arial"/>
-                <w:sz w:val="20"/>
-                <w:szCs w:val="20"/>
-              </w:rPr>
-              <w:t>NUMBER(10)</w:t>
+            <w:proofErr w:type="gramStart"/>
+            <w:r>
+              <w:rPr>
+                <w:rFonts w:ascii="Arial" w:eastAsia="Arial" w:hAnsi="Arial" w:cs="Arial"/>
+                <w:sz w:val="20"/>
+                <w:szCs w:val="20"/>
+              </w:rPr>
+              <w:t>NUMBER(</w:t>
+            </w:r>
+            <w:proofErr w:type="gramEnd"/>
+            <w:r>
+              <w:rPr>
+                <w:rFonts w:ascii="Arial" w:eastAsia="Arial" w:hAnsi="Arial" w:cs="Arial"/>
+                <w:sz w:val="20"/>
+                <w:szCs w:val="20"/>
+              </w:rPr>
+              <w:t>10)</w:t>
             </w:r>
           </w:p>
         </w:tc>
@@ -15428,18 +15739,7 @@
           <w:sz w:val="26"/>
           <w:szCs w:val="26"/>
         </w:rPr>
-        <w:t xml:space="preserve"> T</w:t>
-      </w:r>
-      <w:r>
-        <w:rPr>
-          <w:rFonts w:ascii="Arial" w:eastAsia="Arial" w:hAnsi="Arial" w:cs="Arial"/>
-          <w:bCs/>
-          <w:color w:val="2E7D32"/>
-          <w:sz w:val="26"/>
-          <w:szCs w:val="26"/>
-        </w:rPr>
-        <w:lastRenderedPageBreak/>
-        <w:t>B_ALERTA_ORGAO</w:t>
+        <w:t xml:space="preserve"> TB_ALERTA_ORGAO</w:t>
       </w:r>
     </w:p>
     <w:tbl>
@@ -15469,12 +15769,6 @@
         <w:gridCol w:w="2266"/>
       </w:tblGrid>
       <w:tr>
-        <w:tblPrEx>
-          <w:tblCellMar>
-            <w:top w:w="0" w:type="dxa"/>
-            <w:bottom w:w="0" w:type="dxa"/>
-          </w:tblCellMar>
-        </w:tblPrEx>
         <w:tc>
           <w:tcPr>
             <w:tcW w:w="1781" w:type="dxa"/>
@@ -15681,12 +15975,6 @@
         </w:tc>
       </w:tr>
       <w:tr>
-        <w:tblPrEx>
-          <w:tblCellMar>
-            <w:top w:w="0" w:type="dxa"/>
-            <w:bottom w:w="0" w:type="dxa"/>
-          </w:tblCellMar>
-        </w:tblPrEx>
         <w:tc>
           <w:tcPr>
             <w:tcW w:w="1781" w:type="dxa"/>
@@ -15706,13 +15994,23 @@
           </w:tcPr>
           <w:p>
             <w:proofErr w:type="spellStart"/>
-            <w:r>
-              <w:rPr>
-                <w:rFonts w:ascii="Arial" w:eastAsia="Arial" w:hAnsi="Arial" w:cs="Arial"/>
-                <w:sz w:val="20"/>
-                <w:szCs w:val="20"/>
-              </w:rPr>
-              <w:t>id_alerta</w:t>
+            <w:proofErr w:type="gramStart"/>
+            <w:r>
+              <w:rPr>
+                <w:rFonts w:ascii="Arial" w:eastAsia="Arial" w:hAnsi="Arial" w:cs="Arial"/>
+                <w:sz w:val="20"/>
+                <w:szCs w:val="20"/>
+              </w:rPr>
+              <w:t>id</w:t>
+            </w:r>
+            <w:proofErr w:type="gramEnd"/>
+            <w:r>
+              <w:rPr>
+                <w:rFonts w:ascii="Arial" w:eastAsia="Arial" w:hAnsi="Arial" w:cs="Arial"/>
+                <w:sz w:val="20"/>
+                <w:szCs w:val="20"/>
+              </w:rPr>
+              <w:t>_alerta</w:t>
             </w:r>
             <w:proofErr w:type="spellEnd"/>
           </w:p>
@@ -15735,13 +16033,23 @@
             </w:tcMar>
           </w:tcPr>
           <w:p>
-            <w:r>
-              <w:rPr>
-                <w:rFonts w:ascii="Arial" w:eastAsia="Arial" w:hAnsi="Arial" w:cs="Arial"/>
-                <w:sz w:val="20"/>
-                <w:szCs w:val="20"/>
-              </w:rPr>
-              <w:t>NUMBER(10)</w:t>
+            <w:proofErr w:type="gramStart"/>
+            <w:r>
+              <w:rPr>
+                <w:rFonts w:ascii="Arial" w:eastAsia="Arial" w:hAnsi="Arial" w:cs="Arial"/>
+                <w:sz w:val="20"/>
+                <w:szCs w:val="20"/>
+              </w:rPr>
+              <w:t>NUMBER(</w:t>
+            </w:r>
+            <w:proofErr w:type="gramEnd"/>
+            <w:r>
+              <w:rPr>
+                <w:rFonts w:ascii="Arial" w:eastAsia="Arial" w:hAnsi="Arial" w:cs="Arial"/>
+                <w:sz w:val="20"/>
+                <w:szCs w:val="20"/>
+              </w:rPr>
+              <w:t>10)</w:t>
             </w:r>
           </w:p>
         </w:tc>
@@ -15883,12 +16191,6 @@
         </w:tc>
       </w:tr>
       <w:tr>
-        <w:tblPrEx>
-          <w:tblCellMar>
-            <w:top w:w="0" w:type="dxa"/>
-            <w:bottom w:w="0" w:type="dxa"/>
-          </w:tblCellMar>
-        </w:tblPrEx>
         <w:tc>
           <w:tcPr>
             <w:tcW w:w="1781" w:type="dxa"/>
@@ -15908,13 +16210,23 @@
           </w:tcPr>
           <w:p>
             <w:proofErr w:type="spellStart"/>
-            <w:r>
-              <w:rPr>
-                <w:rFonts w:ascii="Arial" w:eastAsia="Arial" w:hAnsi="Arial" w:cs="Arial"/>
-                <w:sz w:val="20"/>
-                <w:szCs w:val="20"/>
-              </w:rPr>
-              <w:t>id_orgao</w:t>
+            <w:proofErr w:type="gramStart"/>
+            <w:r>
+              <w:rPr>
+                <w:rFonts w:ascii="Arial" w:eastAsia="Arial" w:hAnsi="Arial" w:cs="Arial"/>
+                <w:sz w:val="20"/>
+                <w:szCs w:val="20"/>
+              </w:rPr>
+              <w:t>id</w:t>
+            </w:r>
+            <w:proofErr w:type="gramEnd"/>
+            <w:r>
+              <w:rPr>
+                <w:rFonts w:ascii="Arial" w:eastAsia="Arial" w:hAnsi="Arial" w:cs="Arial"/>
+                <w:sz w:val="20"/>
+                <w:szCs w:val="20"/>
+              </w:rPr>
+              <w:t>_orgao</w:t>
             </w:r>
             <w:proofErr w:type="spellEnd"/>
           </w:p>
@@ -15937,13 +16249,23 @@
             </w:tcMar>
           </w:tcPr>
           <w:p>
-            <w:r>
-              <w:rPr>
-                <w:rFonts w:ascii="Arial" w:eastAsia="Arial" w:hAnsi="Arial" w:cs="Arial"/>
-                <w:sz w:val="20"/>
-                <w:szCs w:val="20"/>
-              </w:rPr>
-              <w:t>NUMBER(10)</w:t>
+            <w:proofErr w:type="gramStart"/>
+            <w:r>
+              <w:rPr>
+                <w:rFonts w:ascii="Arial" w:eastAsia="Arial" w:hAnsi="Arial" w:cs="Arial"/>
+                <w:sz w:val="20"/>
+                <w:szCs w:val="20"/>
+              </w:rPr>
+              <w:t>NUMBER(</w:t>
+            </w:r>
+            <w:proofErr w:type="gramEnd"/>
+            <w:r>
+              <w:rPr>
+                <w:rFonts w:ascii="Arial" w:eastAsia="Arial" w:hAnsi="Arial" w:cs="Arial"/>
+                <w:sz w:val="20"/>
+                <w:szCs w:val="20"/>
+              </w:rPr>
+              <w:t>10)</w:t>
             </w:r>
           </w:p>
         </w:tc>
@@ -16085,12 +16407,6 @@
         </w:tc>
       </w:tr>
       <w:tr>
-        <w:tblPrEx>
-          <w:tblCellMar>
-            <w:top w:w="0" w:type="dxa"/>
-            <w:bottom w:w="0" w:type="dxa"/>
-          </w:tblCellMar>
-        </w:tblPrEx>
         <w:tc>
           <w:tcPr>
             <w:tcW w:w="1781" w:type="dxa"/>
@@ -16110,13 +16426,23 @@
           </w:tcPr>
           <w:p>
             <w:proofErr w:type="spellStart"/>
-            <w:r>
-              <w:rPr>
-                <w:rFonts w:ascii="Arial" w:eastAsia="Arial" w:hAnsi="Arial" w:cs="Arial"/>
-                <w:sz w:val="20"/>
-                <w:szCs w:val="20"/>
-              </w:rPr>
-              <w:t>data_notificacao</w:t>
+            <w:proofErr w:type="gramStart"/>
+            <w:r>
+              <w:rPr>
+                <w:rFonts w:ascii="Arial" w:eastAsia="Arial" w:hAnsi="Arial" w:cs="Arial"/>
+                <w:sz w:val="20"/>
+                <w:szCs w:val="20"/>
+              </w:rPr>
+              <w:t>data</w:t>
+            </w:r>
+            <w:proofErr w:type="gramEnd"/>
+            <w:r>
+              <w:rPr>
+                <w:rFonts w:ascii="Arial" w:eastAsia="Arial" w:hAnsi="Arial" w:cs="Arial"/>
+                <w:sz w:val="20"/>
+                <w:szCs w:val="20"/>
+              </w:rPr>
+              <w:t>_notificacao</w:t>
             </w:r>
             <w:proofErr w:type="spellEnd"/>
           </w:p>
@@ -16269,12 +16595,6 @@
         </w:tc>
       </w:tr>
       <w:tr>
-        <w:tblPrEx>
-          <w:tblCellMar>
-            <w:top w:w="0" w:type="dxa"/>
-            <w:bottom w:w="0" w:type="dxa"/>
-          </w:tblCellMar>
-        </w:tblPrEx>
         <w:tc>
           <w:tcPr>
             <w:tcW w:w="1781" w:type="dxa"/>
@@ -16294,13 +16614,23 @@
           </w:tcPr>
           <w:p>
             <w:proofErr w:type="spellStart"/>
-            <w:r>
-              <w:rPr>
-                <w:rFonts w:ascii="Arial" w:eastAsia="Arial" w:hAnsi="Arial" w:cs="Arial"/>
-                <w:sz w:val="20"/>
-                <w:szCs w:val="20"/>
-              </w:rPr>
-              <w:t>status_notificacao</w:t>
+            <w:proofErr w:type="gramStart"/>
+            <w:r>
+              <w:rPr>
+                <w:rFonts w:ascii="Arial" w:eastAsia="Arial" w:hAnsi="Arial" w:cs="Arial"/>
+                <w:sz w:val="20"/>
+                <w:szCs w:val="20"/>
+              </w:rPr>
+              <w:t>status</w:t>
+            </w:r>
+            <w:proofErr w:type="gramEnd"/>
+            <w:r>
+              <w:rPr>
+                <w:rFonts w:ascii="Arial" w:eastAsia="Arial" w:hAnsi="Arial" w:cs="Arial"/>
+                <w:sz w:val="20"/>
+                <w:szCs w:val="20"/>
+              </w:rPr>
+              <w:t>_notificacao</w:t>
             </w:r>
             <w:proofErr w:type="spellEnd"/>
           </w:p>
@@ -16477,6 +16807,7 @@
           <w:b/>
           <w:bCs/>
         </w:rPr>
+        <w:lastRenderedPageBreak/>
         <w:t>2.2 Modelagem Conceitual</w:t>
       </w:r>
     </w:p>
@@ -16488,15 +16819,24 @@
           <w:bCs/>
         </w:rPr>
       </w:pPr>
-      <w:r>
+    </w:p>
+    <w:p>
+      <w:pPr>
         <w:rPr>
           <w:rFonts w:ascii="Times New Roman" w:hAnsi="Times New Roman" w:cs="Times New Roman"/>
           <w:b/>
           <w:bCs/>
         </w:rPr>
+      </w:pPr>
+      <w:r>
+        <w:rPr>
+          <w:rFonts w:ascii="Times New Roman" w:hAnsi="Times New Roman" w:cs="Times New Roman"/>
+          <w:b/>
+          <w:bCs/>
+        </w:rPr>
         <w:drawing>
-          <wp:inline distT="0" distB="0" distL="0" distR="0" wp14:anchorId="4B2A0E48" wp14:editId="6B5DA441">
-            <wp:extent cx="5400040" cy="6790055"/>
+          <wp:inline distT="0" distB="0" distL="0" distR="0" wp14:anchorId="0155184B" wp14:editId="1B63C58D">
+            <wp:extent cx="5400040" cy="6082665"/>
             <wp:effectExtent l="0" t="0" r="0" b="0"/>
             <wp:docPr id="1" name="Imagem 1"/>
             <wp:cNvGraphicFramePr>
@@ -16518,7 +16858,7 @@
                   <pic:spPr>
                     <a:xfrm>
                       <a:off x="0" y="0"/>
-                      <a:ext cx="5400040" cy="6790055"/>
+                      <a:ext cx="5400040" cy="6082665"/>
                     </a:xfrm>
                     <a:prstGeom prst="rect">
                       <a:avLst/>
@@ -16584,33 +16924,43 @@
           <w:bCs/>
         </w:rPr>
       </w:pPr>
-      <w:r>
+    </w:p>
+    <w:p>
+      <w:pPr>
         <w:rPr>
           <w:rFonts w:ascii="Times New Roman" w:hAnsi="Times New Roman" w:cs="Times New Roman"/>
           <w:b/>
           <w:bCs/>
         </w:rPr>
-        <w:t xml:space="preserve">2.3 Modelagem </w:t>
-      </w:r>
-      <w:proofErr w:type="spellStart"/>
-      <w:r>
+      </w:pPr>
+    </w:p>
+    <w:p>
+      <w:pPr>
         <w:rPr>
           <w:rFonts w:ascii="Times New Roman" w:hAnsi="Times New Roman" w:cs="Times New Roman"/>
           <w:b/>
           <w:bCs/>
         </w:rPr>
-        <w:t>Relational</w:t>
-      </w:r>
-      <w:proofErr w:type="spellEnd"/>
-    </w:p>
-    <w:p>
-      <w:pPr>
+      </w:pPr>
+      <w:r>
         <w:rPr>
           <w:rFonts w:ascii="Times New Roman" w:hAnsi="Times New Roman" w:cs="Times New Roman"/>
           <w:b/>
           <w:bCs/>
         </w:rPr>
-      </w:pPr>
+        <w:lastRenderedPageBreak/>
+        <w:t xml:space="preserve">2.3 Modelagem </w:t>
+      </w:r>
+      <w:proofErr w:type="spellStart"/>
+      <w:r>
+        <w:rPr>
+          <w:rFonts w:ascii="Times New Roman" w:hAnsi="Times New Roman" w:cs="Times New Roman"/>
+          <w:b/>
+          <w:bCs/>
+        </w:rPr>
+        <w:t>Relational</w:t>
+      </w:r>
+      <w:proofErr w:type="spellEnd"/>
     </w:p>
     <w:p>
       <w:pPr>
@@ -16793,16 +17143,26 @@
           <w:rFonts w:ascii="Times New Roman" w:hAnsi="Times New Roman" w:cs="Times New Roman"/>
           <w:b/>
           <w:bCs/>
-          <w:lang w:val="en-US"/>
         </w:rPr>
       </w:pPr>
-      <w:r>
+    </w:p>
+    <w:p>
+      <w:pPr>
         <w:rPr>
           <w:rFonts w:ascii="Times New Roman" w:hAnsi="Times New Roman" w:cs="Times New Roman"/>
           <w:b/>
           <w:bCs/>
           <w:lang w:val="en-US"/>
         </w:rPr>
+      </w:pPr>
+      <w:r>
+        <w:rPr>
+          <w:rFonts w:ascii="Times New Roman" w:hAnsi="Times New Roman" w:cs="Times New Roman"/>
+          <w:b/>
+          <w:bCs/>
+          <w:lang w:val="en-US"/>
+        </w:rPr>
+        <w:lastRenderedPageBreak/>
         <w:t>2.5</w:t>
       </w:r>
       <w:r>
@@ -16846,18 +17206,7 @@
           <w:szCs w:val="26"/>
           <w:lang w:val="en-US"/>
         </w:rPr>
-        <w:t>Pro</w:t>
-      </w:r>
-      <w:r>
-        <w:rPr>
-          <w:rFonts w:ascii="Arial" w:eastAsia="Arial" w:hAnsi="Arial" w:cs="Arial"/>
-          <w:bCs/>
-          <w:sz w:val="26"/>
-          <w:szCs w:val="26"/>
-          <w:lang w:val="en-US"/>
-        </w:rPr>
-        <w:lastRenderedPageBreak/>
-        <w:t>cedures</w:t>
+        <w:t>Procedures</w:t>
       </w:r>
     </w:p>
     <w:p>
@@ -16876,16 +17225,7 @@
           <w:sz w:val="22"/>
           <w:szCs w:val="22"/>
         </w:rPr>
-        <w:t>SP_CADASTRAR_OCORRENCIA: cadastra uma ocorrênc</w:t>
-      </w:r>
-      <w:r>
-        <w:rPr>
-          <w:rFonts w:ascii="Arial" w:eastAsia="Arial" w:hAnsi="Arial" w:cs="Arial"/>
-          <w:sz w:val="22"/>
-          <w:szCs w:val="22"/>
-        </w:rPr>
-        <w:lastRenderedPageBreak/>
-        <w:t>ia de desmatamento validando o perfil do usuário e a existência da região.</w:t>
+        <w:t>SP_CADASTRAR_OCORRENCIA: cadastra uma ocorrência de desmatamento validando o perfil do usuário e a existência da região.</w:t>
       </w:r>
     </w:p>
     <w:p>
@@ -17057,7 +17397,25 @@
           <w:sz w:val="22"/>
           <w:szCs w:val="22"/>
         </w:rPr>
-        <w:t>FN_CONTAR_ALERTAS_ESTADO: retorna a quantidade de alertas emitidos em um estado em um período.</w:t>
+        <w:t xml:space="preserve">FN_CONTAR_ALERTAS_ESTADO: retorna </w:t>
+      </w:r>
+      <w:proofErr w:type="gramStart"/>
+      <w:r>
+        <w:rPr>
+          <w:rFonts w:ascii="Arial" w:eastAsia="Arial" w:hAnsi="Arial" w:cs="Arial"/>
+          <w:sz w:val="22"/>
+          <w:szCs w:val="22"/>
+        </w:rPr>
+        <w:t>a</w:t>
+      </w:r>
+      <w:proofErr w:type="gramEnd"/>
+      <w:r>
+        <w:rPr>
+          <w:rFonts w:ascii="Arial" w:eastAsia="Arial" w:hAnsi="Arial" w:cs="Arial"/>
+          <w:sz w:val="22"/>
+          <w:szCs w:val="22"/>
+        </w:rPr>
+        <w:t xml:space="preserve"> quantidade de alertas emitidos em um estado em um período.</w:t>
       </w:r>
     </w:p>
     <w:p>
@@ -17095,7 +17453,25 @@
           <w:sz w:val="22"/>
           <w:szCs w:val="22"/>
         </w:rPr>
-        <w:t>FN_VERIFICAR_REGIAO_CRITICA: retorna 1 se a região possui alertas críticos nos últimos 30 dias ou 0 caso contrário.</w:t>
+        <w:t xml:space="preserve">FN_VERIFICAR_REGIAO_CRITICA: retorna 1 se a região possui alertas críticos nos últimos 30 dias ou </w:t>
+      </w:r>
+      <w:proofErr w:type="gramStart"/>
+      <w:r>
+        <w:rPr>
+          <w:rFonts w:ascii="Arial" w:eastAsia="Arial" w:hAnsi="Arial" w:cs="Arial"/>
+          <w:sz w:val="22"/>
+          <w:szCs w:val="22"/>
+        </w:rPr>
+        <w:t>0 caso</w:t>
+      </w:r>
+      <w:proofErr w:type="gramEnd"/>
+      <w:r>
+        <w:rPr>
+          <w:rFonts w:ascii="Arial" w:eastAsia="Arial" w:hAnsi="Arial" w:cs="Arial"/>
+          <w:sz w:val="22"/>
+          <w:szCs w:val="22"/>
+        </w:rPr>
+        <w:t xml:space="preserve"> contrário.</w:t>
       </w:r>
     </w:p>
     <w:p>
@@ -17299,6 +17675,7 @@
           <w:szCs w:val="24"/>
           <w:lang w:val="en-US"/>
         </w:rPr>
+        <w:lastRenderedPageBreak/>
         <w:t xml:space="preserve">2.7 </w:t>
       </w:r>
       <w:r>
@@ -17362,16 +17739,7 @@
           <w:sz w:val="22"/>
           <w:szCs w:val="22"/>
         </w:rPr>
-        <w:t>FN_TOTAL_DESMATADO_REGIAO: total de área desmatada em km²</w:t>
-      </w:r>
-      <w:r>
-        <w:rPr>
-          <w:rFonts w:ascii="Arial" w:eastAsia="Arial" w:hAnsi="Arial" w:cs="Arial"/>
-          <w:sz w:val="22"/>
-          <w:szCs w:val="22"/>
-        </w:rPr>
-        <w:lastRenderedPageBreak/>
-        <w:t xml:space="preserve"> por região em um período.</w:t>
+        <w:t>FN_TOTAL_DESMATADO_REGIAO: total de área desmatada em km² por região em um período.</w:t>
       </w:r>
     </w:p>
     <w:p>
@@ -17465,7 +17833,6 @@
           <w:rFonts w:ascii="Times New Roman" w:hAnsi="Times New Roman" w:cs="Times New Roman"/>
           <w:b/>
           <w:bCs/>
-          <w:lang w:val="en-US"/>
         </w:rPr>
       </w:pPr>
       <w:r>
@@ -17473,50 +17840,9 @@
           <w:rFonts w:ascii="Times New Roman" w:hAnsi="Times New Roman" w:cs="Times New Roman"/>
           <w:b/>
           <w:bCs/>
-          <w:lang w:val="en-US"/>
-        </w:rPr>
-        <w:t>2.</w:t>
-      </w:r>
-      <w:r>
-        <w:rPr>
-          <w:rFonts w:ascii="Times New Roman" w:hAnsi="Times New Roman" w:cs="Times New Roman"/>
-          <w:b/>
-          <w:bCs/>
-          <w:lang w:val="en-US"/>
-        </w:rPr>
-        <w:t xml:space="preserve">8   </w:t>
-      </w:r>
-      <w:proofErr w:type="spellStart"/>
-      <w:r>
-        <w:rPr>
-          <w:rFonts w:ascii="Times New Roman" w:hAnsi="Times New Roman" w:cs="Times New Roman"/>
-          <w:b/>
-          <w:bCs/>
-          <w:lang w:val="en-US"/>
-        </w:rPr>
-        <w:t>Blocos</w:t>
-      </w:r>
-      <w:proofErr w:type="spellEnd"/>
-      <w:r>
-        <w:rPr>
-          <w:rFonts w:ascii="Times New Roman" w:hAnsi="Times New Roman" w:cs="Times New Roman"/>
-          <w:b/>
-          <w:bCs/>
-          <w:lang w:val="en-US"/>
-        </w:rPr>
-        <w:t xml:space="preserve"> </w:t>
-      </w:r>
-      <w:proofErr w:type="spellStart"/>
-      <w:r>
-        <w:rPr>
-          <w:rFonts w:ascii="Times New Roman" w:hAnsi="Times New Roman" w:cs="Times New Roman"/>
-          <w:b/>
-          <w:bCs/>
-          <w:lang w:val="en-US"/>
-        </w:rPr>
-        <w:t>Anônimos</w:t>
-      </w:r>
-      <w:proofErr w:type="spellEnd"/>
+        </w:rPr>
+        <w:t>2.8   Blocos Anônimos</w:t>
+      </w:r>
     </w:p>
     <w:p>
       <w:pPr>
@@ -17568,48 +17894,9 @@
           <w:lang w:eastAsia="pt-BR"/>
           <w14:ligatures w14:val="none"/>
         </w:rPr>
-        <w:t>Bloco 2 — Contagem de análises por status</w:t>
-      </w:r>
-      <w:r>
-        <w:rPr>
-          <w:rFonts w:ascii="Times New Roman" w:eastAsia="Times New Roman" w:hAnsi="Times New Roman" w:cs="Times New Roman"/>
-          <w:kern w:val="0"/>
-          <w:lang w:eastAsia="pt-BR"/>
-          <w14:ligatures w14:val="none"/>
-        </w:rPr>
-        <w:t xml:space="preserve"> Percorre todas as análises </w:t>
-      </w:r>
-      <w:proofErr w:type="spellStart"/>
-      <w:r>
-        <w:rPr>
-          <w:rFonts w:ascii="Times New Roman" w:eastAsia="Times New Roman" w:hAnsi="Times New Roman" w:cs="Times New Roman"/>
-          <w:kern w:val="0"/>
-          <w:lang w:eastAsia="pt-BR"/>
-          <w14:ligatures w14:val="none"/>
-        </w:rPr>
-        <w:t>satelitais</w:t>
-      </w:r>
-      <w:proofErr w:type="spellEnd"/>
-      <w:r>
-        <w:rPr>
-          <w:rFonts w:ascii="Times New Roman" w:eastAsia="Times New Roman" w:hAnsi="Times New Roman" w:cs="Times New Roman"/>
-          <w:kern w:val="0"/>
-          <w:lang w:eastAsia="pt-BR"/>
-          <w14:ligatures w14:val="none"/>
-        </w:rPr>
-        <w:t xml:space="preserve"> cadastradas utilizando FOR LOOP com cursor e contabiliza quantas pertencem a cada status (NORMAL, ATENCAO, CRITICO, EMERGENCIA) por meio de estrutura condicional. Ao final exibe o total de cada categoria.</w:t>
-      </w:r>
-    </w:p>
-    <w:p>
-      <w:pPr>
-        <w:spacing w:before="100" w:beforeAutospacing="1" w:after="100" w:afterAutospacing="1" w:line="240" w:lineRule="auto"/>
-        <w:rPr>
-          <w:rFonts w:ascii="Times New Roman" w:eastAsia="Times New Roman" w:hAnsi="Times New Roman" w:cs="Times New Roman"/>
-          <w:kern w:val="0"/>
-          <w:lang w:eastAsia="pt-BR"/>
-          <w14:ligatures w14:val="none"/>
-        </w:rPr>
-      </w:pPr>
+        <w:t xml:space="preserve">Bloco 2 — Contagem de análises por </w:t>
+      </w:r>
+      <w:proofErr w:type="gramStart"/>
       <w:r>
         <w:rPr>
           <w:rFonts w:ascii="Times New Roman" w:eastAsia="Times New Roman" w:hAnsi="Times New Roman" w:cs="Times New Roman"/>
@@ -17619,7 +17906,7 @@
           <w:lang w:eastAsia="pt-BR"/>
           <w14:ligatures w14:val="none"/>
         </w:rPr>
-        <w:t>Bloco 3 — Informações detalhadas de um usuário</w:t>
+        <w:t>status</w:t>
       </w:r>
       <w:r>
         <w:rPr>
@@ -17628,7 +17915,37 @@
           <w:lang w:eastAsia="pt-BR"/>
           <w14:ligatures w14:val="none"/>
         </w:rPr>
-        <w:t xml:space="preserve"> Busca os dados de um usuário específico pelo ID utilizando SELECT INTO e define seu perfil descritivo com base no tipo (ADMIN, ANALISTA ou FISCAL) via IF/ELSIF/ELSE. Trata a exceção NO_DATA_FOUND caso o usuário não exista.</w:t>
+        <w:t xml:space="preserve"> Percorre</w:t>
+      </w:r>
+      <w:proofErr w:type="gramEnd"/>
+      <w:r>
+        <w:rPr>
+          <w:rFonts w:ascii="Times New Roman" w:eastAsia="Times New Roman" w:hAnsi="Times New Roman" w:cs="Times New Roman"/>
+          <w:kern w:val="0"/>
+          <w:lang w:eastAsia="pt-BR"/>
+          <w14:ligatures w14:val="none"/>
+        </w:rPr>
+        <w:t xml:space="preserve"> todas as análises </w:t>
+      </w:r>
+      <w:proofErr w:type="spellStart"/>
+      <w:r>
+        <w:rPr>
+          <w:rFonts w:ascii="Times New Roman" w:eastAsia="Times New Roman" w:hAnsi="Times New Roman" w:cs="Times New Roman"/>
+          <w:kern w:val="0"/>
+          <w:lang w:eastAsia="pt-BR"/>
+          <w14:ligatures w14:val="none"/>
+        </w:rPr>
+        <w:t>satelitais</w:t>
+      </w:r>
+      <w:proofErr w:type="spellEnd"/>
+      <w:r>
+        <w:rPr>
+          <w:rFonts w:ascii="Times New Roman" w:eastAsia="Times New Roman" w:hAnsi="Times New Roman" w:cs="Times New Roman"/>
+          <w:kern w:val="0"/>
+          <w:lang w:eastAsia="pt-BR"/>
+          <w14:ligatures w14:val="none"/>
+        </w:rPr>
+        <w:t xml:space="preserve"> cadastradas utilizando FOR LOOP com cursor e contabiliza quantas pertencem a cada status (NORMAL, ATENCAO, CRITICO, EMERGENCIA) por meio de estrutura condicional. Ao final exibe o total de cada categoria.</w:t>
       </w:r>
     </w:p>
     <w:p>
@@ -17650,28 +17967,9 @@
           <w:lang w:eastAsia="pt-BR"/>
           <w14:ligatures w14:val="none"/>
         </w:rPr>
-        <w:t>Bloco 4 — Listagem de alertas emitidos</w:t>
-      </w:r>
-      <w:r>
-        <w:rPr>
-          <w:rFonts w:ascii="Times New Roman" w:eastAsia="Times New Roman" w:hAnsi="Times New Roman" w:cs="Times New Roman"/>
-          <w:kern w:val="0"/>
-          <w:lang w:eastAsia="pt-BR"/>
-          <w14:ligatures w14:val="none"/>
-        </w:rPr>
-        <w:t xml:space="preserve"> Percorre todos os alertas cadastrados utilizando WHILE LOOP com cursor explícito, exibindo ID, nível de criticidade e trecho da descrição de cada alerta. Fecha o cursor corretamente em caso de exceção.</w:t>
-      </w:r>
-    </w:p>
-    <w:p>
-      <w:pPr>
-        <w:spacing w:before="100" w:beforeAutospacing="1" w:after="100" w:afterAutospacing="1" w:line="240" w:lineRule="auto"/>
-        <w:rPr>
-          <w:rFonts w:ascii="Times New Roman" w:eastAsia="Times New Roman" w:hAnsi="Times New Roman" w:cs="Times New Roman"/>
-          <w:kern w:val="0"/>
-          <w:lang w:eastAsia="pt-BR"/>
-          <w14:ligatures w14:val="none"/>
-        </w:rPr>
-      </w:pPr>
+        <w:t xml:space="preserve">Bloco 3 — Informações detalhadas de um </w:t>
+      </w:r>
+      <w:proofErr w:type="gramStart"/>
       <w:r>
         <w:rPr>
           <w:rFonts w:ascii="Times New Roman" w:eastAsia="Times New Roman" w:hAnsi="Times New Roman" w:cs="Times New Roman"/>
@@ -17681,7 +17979,7 @@
           <w:lang w:eastAsia="pt-BR"/>
           <w14:ligatures w14:val="none"/>
         </w:rPr>
-        <w:t>Bloco 5 — Alertas recebidos por órgão ambiental</w:t>
+        <w:t>usuário</w:t>
       </w:r>
       <w:r>
         <w:rPr>
@@ -17690,7 +17988,17 @@
           <w:lang w:eastAsia="pt-BR"/>
           <w14:ligatures w14:val="none"/>
         </w:rPr>
-        <w:t xml:space="preserve"> Percorre todos os órgãos ambientais utilizando LOOP com EXIT WHEN e consulta quantos alertas cada órgão recebeu via SELECT INTO. Exibe nome, tipo e total de notificações recebidas por cada órgão.</w:t>
+        <w:t xml:space="preserve"> Busca</w:t>
+      </w:r>
+      <w:proofErr w:type="gramEnd"/>
+      <w:r>
+        <w:rPr>
+          <w:rFonts w:ascii="Times New Roman" w:eastAsia="Times New Roman" w:hAnsi="Times New Roman" w:cs="Times New Roman"/>
+          <w:kern w:val="0"/>
+          <w:lang w:eastAsia="pt-BR"/>
+          <w14:ligatures w14:val="none"/>
+        </w:rPr>
+        <w:t xml:space="preserve"> os dados de um usuário específico pelo ID utilizando SELECT INTO e define seu perfil descritivo com base no tipo (ADMIN, ANALISTA ou FISCAL) via IF/ELSIF/ELSE. Trata a exceção NO_DATA_FOUND caso o usuário não exista.</w:t>
       </w:r>
     </w:p>
     <w:p>
@@ -17712,28 +18020,9 @@
           <w:lang w:eastAsia="pt-BR"/>
           <w14:ligatures w14:val="none"/>
         </w:rPr>
-        <w:t>Bloco 6 — Estados com regiões monitoradas</w:t>
-      </w:r>
-      <w:r>
-        <w:rPr>
-          <w:rFonts w:ascii="Times New Roman" w:eastAsia="Times New Roman" w:hAnsi="Times New Roman" w:cs="Times New Roman"/>
-          <w:kern w:val="0"/>
-          <w:lang w:eastAsia="pt-BR"/>
-          <w14:ligatures w14:val="none"/>
-        </w:rPr>
-        <w:t xml:space="preserve"> Percorre os estados que possuem regiões monitoradas cadastradas utilizando FOR LOOP com cursor e classifica o nível de monitoramento de cada estado (Alto Monitoramento, Monitoramento Médio ou Monitoramento Básico) com base na quantidade de regiões via IF/ELSIF/ELSE.</w:t>
-      </w:r>
-    </w:p>
-    <w:p>
-      <w:pPr>
-        <w:spacing w:before="100" w:beforeAutospacing="1" w:after="100" w:afterAutospacing="1" w:line="240" w:lineRule="auto"/>
-        <w:rPr>
-          <w:rFonts w:ascii="Times New Roman" w:eastAsia="Times New Roman" w:hAnsi="Times New Roman" w:cs="Times New Roman"/>
-          <w:kern w:val="0"/>
-          <w:lang w:eastAsia="pt-BR"/>
-          <w14:ligatures w14:val="none"/>
-        </w:rPr>
-      </w:pPr>
+        <w:t xml:space="preserve">Bloco 4 — Listagem de alertas </w:t>
+      </w:r>
+      <w:proofErr w:type="gramStart"/>
       <w:r>
         <w:rPr>
           <w:rFonts w:ascii="Times New Roman" w:eastAsia="Times New Roman" w:hAnsi="Times New Roman" w:cs="Times New Roman"/>
@@ -17743,7 +18032,7 @@
           <w:lang w:eastAsia="pt-BR"/>
           <w14:ligatures w14:val="none"/>
         </w:rPr>
-        <w:t>Cursor adicional 3 — Imagens capturadas por satélite</w:t>
+        <w:t>emitidos</w:t>
       </w:r>
       <w:r>
         <w:rPr>
@@ -17752,7 +18041,17 @@
           <w:lang w:eastAsia="pt-BR"/>
           <w14:ligatures w14:val="none"/>
         </w:rPr>
-        <w:t xml:space="preserve"> Percorre todos os satélites e contabiliza quantas imagens cada um capturou utilizando FOR LOOP, exibindo um ranking em ordem decrescente com o total geral ao final.</w:t>
+        <w:t xml:space="preserve"> Percorre</w:t>
+      </w:r>
+      <w:proofErr w:type="gramEnd"/>
+      <w:r>
+        <w:rPr>
+          <w:rFonts w:ascii="Times New Roman" w:eastAsia="Times New Roman" w:hAnsi="Times New Roman" w:cs="Times New Roman"/>
+          <w:kern w:val="0"/>
+          <w:lang w:eastAsia="pt-BR"/>
+          <w14:ligatures w14:val="none"/>
+        </w:rPr>
+        <w:t xml:space="preserve"> todos os alertas cadastrados utilizando WHILE LOOP com cursor explícito, exibindo ID, nível de criticidade e trecho da descrição de cada alerta. Fecha o cursor corretamente em caso de exceção.</w:t>
       </w:r>
     </w:p>
     <w:p>
@@ -17774,89 +18073,9 @@
           <w:lang w:eastAsia="pt-BR"/>
           <w14:ligatures w14:val="none"/>
         </w:rPr>
-        <w:lastRenderedPageBreak/>
-        <w:t>Cursor adicional 4 — Ocorrências reportadas por fiscais</w:t>
-      </w:r>
-      <w:r>
-        <w:rPr>
-          <w:rFonts w:ascii="Times New Roman" w:eastAsia="Times New Roman" w:hAnsi="Times New Roman" w:cs="Times New Roman"/>
-          <w:kern w:val="0"/>
-          <w:lang w:eastAsia="pt-BR"/>
-          <w14:ligatures w14:val="none"/>
-        </w:rPr>
-        <w:t xml:space="preserve"> Percorre as ocorrências cadastradas filtrando apenas as reportadas por usuários do tipo FISCAL, utilizando cursor explícito com parâmetro e LOOP com EXIT WHEN. Exibe nome do fiscal, data, área estimada e descrição de cada ocorrência.</w:t>
-      </w:r>
-    </w:p>
-    <w:p>
-      <w:pPr>
-        <w:spacing w:after="0" w:line="240" w:lineRule="auto"/>
-        <w:rPr>
-          <w:rFonts w:ascii="Times New Roman" w:eastAsia="Times New Roman" w:hAnsi="Times New Roman" w:cs="Times New Roman"/>
-          <w:kern w:val="0"/>
-          <w:lang w:eastAsia="pt-BR"/>
-          <w14:ligatures w14:val="none"/>
-        </w:rPr>
-      </w:pPr>
-    </w:p>
-    <w:p>
-      <w:pPr>
-        <w:spacing w:before="100" w:beforeAutospacing="1" w:after="100" w:afterAutospacing="1" w:line="240" w:lineRule="auto"/>
-        <w:rPr>
-          <w:rFonts w:ascii="Times New Roman" w:hAnsi="Times New Roman" w:cs="Times New Roman"/>
-          <w:b/>
-          <w:bCs/>
-          <w:lang w:val="en-US"/>
-        </w:rPr>
-      </w:pPr>
-      <w:r>
-        <w:rPr>
-          <w:rFonts w:ascii="Times New Roman" w:hAnsi="Times New Roman" w:cs="Times New Roman"/>
-          <w:b/>
-          <w:bCs/>
-          <w:lang w:val="en-US"/>
-        </w:rPr>
-        <w:t xml:space="preserve"> </w:t>
-      </w:r>
-      <w:r>
-        <w:rPr>
-          <w:rFonts w:ascii="Times New Roman" w:hAnsi="Times New Roman" w:cs="Times New Roman"/>
-          <w:b/>
-          <w:bCs/>
-          <w:lang w:val="en-US"/>
-        </w:rPr>
-        <w:t xml:space="preserve">2.9 </w:t>
-      </w:r>
-      <w:proofErr w:type="spellStart"/>
-      <w:r>
-        <w:rPr>
-          <w:rFonts w:ascii="Times New Roman" w:hAnsi="Times New Roman" w:cs="Times New Roman"/>
-          <w:b/>
-          <w:bCs/>
-          <w:lang w:val="en-US"/>
-        </w:rPr>
-        <w:t>Relatórios</w:t>
-      </w:r>
-      <w:proofErr w:type="spellEnd"/>
-      <w:r>
-        <w:rPr>
-          <w:rFonts w:ascii="Times New Roman" w:hAnsi="Times New Roman" w:cs="Times New Roman"/>
-          <w:b/>
-          <w:bCs/>
-          <w:lang w:val="en-US"/>
-        </w:rPr>
-        <w:t xml:space="preserve"> SQL</w:t>
-      </w:r>
-    </w:p>
-    <w:p>
-      <w:pPr>
-        <w:spacing w:before="100" w:beforeAutospacing="1" w:after="100" w:afterAutospacing="1" w:line="240" w:lineRule="auto"/>
-        <w:rPr>
-          <w:rFonts w:ascii="Times New Roman" w:eastAsia="Times New Roman" w:hAnsi="Times New Roman" w:cs="Times New Roman"/>
-          <w:kern w:val="0"/>
-          <w:lang w:eastAsia="pt-BR"/>
-          <w14:ligatures w14:val="none"/>
-        </w:rPr>
-      </w:pPr>
+        <w:t xml:space="preserve">Bloco 5 — Alertas recebidos por órgão </w:t>
+      </w:r>
+      <w:proofErr w:type="gramStart"/>
       <w:r>
         <w:rPr>
           <w:rFonts w:ascii="Times New Roman" w:eastAsia="Times New Roman" w:hAnsi="Times New Roman" w:cs="Times New Roman"/>
@@ -17866,7 +18085,7 @@
           <w:lang w:eastAsia="pt-BR"/>
           <w14:ligatures w14:val="none"/>
         </w:rPr>
-        <w:t>Relatório 1 — Alertas completos com origem</w:t>
+        <w:t>ambiental</w:t>
       </w:r>
       <w:r>
         <w:rPr>
@@ -17875,7 +18094,17 @@
           <w:lang w:eastAsia="pt-BR"/>
           <w14:ligatures w14:val="none"/>
         </w:rPr>
-        <w:t xml:space="preserve"> Retorna todos os alertas emitidos com informações completas da cadeia de origem: nível de criticidade, área desmatada, percentual de variação, nome da região, estado e qual satélite capturou a imagem que originou o alerta. Utiliza JOIN entre 6 tabelas ordenado pela data de emissão mais recente.</w:t>
+        <w:t xml:space="preserve"> Percorre</w:t>
+      </w:r>
+      <w:proofErr w:type="gramEnd"/>
+      <w:r>
+        <w:rPr>
+          <w:rFonts w:ascii="Times New Roman" w:eastAsia="Times New Roman" w:hAnsi="Times New Roman" w:cs="Times New Roman"/>
+          <w:kern w:val="0"/>
+          <w:lang w:eastAsia="pt-BR"/>
+          <w14:ligatures w14:val="none"/>
+        </w:rPr>
+        <w:t xml:space="preserve"> todos os órgãos ambientais utilizando LOOP com EXIT WHEN e consulta quantos alertas cada órgão recebeu via SELECT INTO. Exibe nome, tipo e total de notificações recebidas por cada órgão.</w:t>
       </w:r>
     </w:p>
     <w:p>
@@ -17897,28 +18126,9 @@
           <w:lang w:eastAsia="pt-BR"/>
           <w14:ligatures w14:val="none"/>
         </w:rPr>
-        <w:t>Relatório 2 — Ocorrências por fiscal</w:t>
-      </w:r>
-      <w:r>
-        <w:rPr>
-          <w:rFonts w:ascii="Times New Roman" w:eastAsia="Times New Roman" w:hAnsi="Times New Roman" w:cs="Times New Roman"/>
-          <w:kern w:val="0"/>
-          <w:lang w:eastAsia="pt-BR"/>
-          <w14:ligatures w14:val="none"/>
-        </w:rPr>
-        <w:t xml:space="preserve"> Retorna todas as ocorrências de desmatamento reportadas manualmente em campo, com nome e tipo do fiscal responsável, região e estado onde ocorreu e área estimada. Utiliza JOIN entre 4 tabelas ordenado pela data mais recente.</w:t>
-      </w:r>
-    </w:p>
-    <w:p>
-      <w:pPr>
-        <w:spacing w:before="100" w:beforeAutospacing="1" w:after="100" w:afterAutospacing="1" w:line="240" w:lineRule="auto"/>
-        <w:rPr>
-          <w:rFonts w:ascii="Times New Roman" w:eastAsia="Times New Roman" w:hAnsi="Times New Roman" w:cs="Times New Roman"/>
-          <w:kern w:val="0"/>
-          <w:lang w:eastAsia="pt-BR"/>
-          <w14:ligatures w14:val="none"/>
-        </w:rPr>
-      </w:pPr>
+        <w:t xml:space="preserve">Bloco 6 — Estados com regiões </w:t>
+      </w:r>
+      <w:proofErr w:type="gramStart"/>
       <w:r>
         <w:rPr>
           <w:rFonts w:ascii="Times New Roman" w:eastAsia="Times New Roman" w:hAnsi="Times New Roman" w:cs="Times New Roman"/>
@@ -17928,7 +18138,7 @@
           <w:lang w:eastAsia="pt-BR"/>
           <w14:ligatures w14:val="none"/>
         </w:rPr>
-        <w:t>Relatório 3 — Órgãos notificados por alerta</w:t>
+        <w:t>monitoradas</w:t>
       </w:r>
       <w:r>
         <w:rPr>
@@ -17937,7 +18147,17 @@
           <w:lang w:eastAsia="pt-BR"/>
           <w14:ligatures w14:val="none"/>
         </w:rPr>
-        <w:t xml:space="preserve"> Retorna o histórico de notificações enviadas aos órgãos ambientais, com status de cada notificação, nível de criticidade do alerta correspondente, nome e tipo do órgão e estado de atuação. Utiliza JOIN entre 4 tabelas ordenado pela data de notificação.</w:t>
+        <w:t xml:space="preserve"> Percorre</w:t>
+      </w:r>
+      <w:proofErr w:type="gramEnd"/>
+      <w:r>
+        <w:rPr>
+          <w:rFonts w:ascii="Times New Roman" w:eastAsia="Times New Roman" w:hAnsi="Times New Roman" w:cs="Times New Roman"/>
+          <w:kern w:val="0"/>
+          <w:lang w:eastAsia="pt-BR"/>
+          <w14:ligatures w14:val="none"/>
+        </w:rPr>
+        <w:t xml:space="preserve"> os estados que possuem regiões monitoradas cadastradas utilizando FOR LOOP com cursor e classifica o nível de monitoramento de cada estado (Alto Monitoramento, Monitoramento Médio ou Monitoramento Básico) com base na quantidade de regiões via IF/ELSIF/ELSE.</w:t>
       </w:r>
     </w:p>
     <w:p>
@@ -17959,48 +18179,9 @@
           <w:lang w:eastAsia="pt-BR"/>
           <w14:ligatures w14:val="none"/>
         </w:rPr>
-        <w:t>Relatório 4 — Resumo de desmatamento por estado</w:t>
-      </w:r>
-      <w:r>
-        <w:rPr>
-          <w:rFonts w:ascii="Times New Roman" w:eastAsia="Times New Roman" w:hAnsi="Times New Roman" w:cs="Times New Roman"/>
-          <w:kern w:val="0"/>
-          <w:lang w:eastAsia="pt-BR"/>
-          <w14:ligatures w14:val="none"/>
-        </w:rPr>
-        <w:t xml:space="preserve"> Retorna um consolidado gerencial por estado com total de regiões monitoradas, total de imagens </w:t>
-      </w:r>
-      <w:proofErr w:type="spellStart"/>
-      <w:r>
-        <w:rPr>
-          <w:rFonts w:ascii="Times New Roman" w:eastAsia="Times New Roman" w:hAnsi="Times New Roman" w:cs="Times New Roman"/>
-          <w:kern w:val="0"/>
-          <w:lang w:eastAsia="pt-BR"/>
-          <w14:ligatures w14:val="none"/>
-        </w:rPr>
-        <w:t>satelitais</w:t>
-      </w:r>
-      <w:proofErr w:type="spellEnd"/>
-      <w:r>
-        <w:rPr>
-          <w:rFonts w:ascii="Times New Roman" w:eastAsia="Times New Roman" w:hAnsi="Times New Roman" w:cs="Times New Roman"/>
-          <w:kern w:val="0"/>
-          <w:lang w:eastAsia="pt-BR"/>
-          <w14:ligatures w14:val="none"/>
-        </w:rPr>
-        <w:t xml:space="preserve"> capturadas, total de análises realizadas, área total desmatada em km², média de desmatamento por região e maior área desmatada registrada. Utiliza JOIN entre 4 tabelas com GROUP BY e funções de agregação.</w:t>
-      </w:r>
-    </w:p>
-    <w:p>
-      <w:pPr>
-        <w:spacing w:before="100" w:beforeAutospacing="1" w:after="100" w:afterAutospacing="1" w:line="240" w:lineRule="auto"/>
-        <w:rPr>
-          <w:rFonts w:ascii="Times New Roman" w:eastAsia="Times New Roman" w:hAnsi="Times New Roman" w:cs="Times New Roman"/>
-          <w:kern w:val="0"/>
-          <w:lang w:eastAsia="pt-BR"/>
-          <w14:ligatures w14:val="none"/>
-        </w:rPr>
-      </w:pPr>
+        <w:t xml:space="preserve">Cursor adicional 3 — Imagens capturadas por </w:t>
+      </w:r>
+      <w:proofErr w:type="gramStart"/>
       <w:r>
         <w:rPr>
           <w:rFonts w:ascii="Times New Roman" w:eastAsia="Times New Roman" w:hAnsi="Times New Roman" w:cs="Times New Roman"/>
@@ -18010,7 +18191,7 @@
           <w:lang w:eastAsia="pt-BR"/>
           <w14:ligatures w14:val="none"/>
         </w:rPr>
-        <w:t>Relatório 5 — Relatórios gerados com total de alertas no período</w:t>
+        <w:t>satélite</w:t>
       </w:r>
       <w:r>
         <w:rPr>
@@ -18019,7 +18200,401 @@
           <w:lang w:eastAsia="pt-BR"/>
           <w14:ligatures w14:val="none"/>
         </w:rPr>
-        <w:t xml:space="preserve"> Retorna todos os relatórios gerenciais gerados no sistema com nome do usuário responsável, período analisado e quantidade de alertas emitidos dentro daquele período. Utiliza JOIN com LEFT JOIN para garantir que relatórios sem alertas no período também sejam exibidos, com GROUP BY para consolidar os totais.</w:t>
+        <w:t xml:space="preserve"> Percorre</w:t>
+      </w:r>
+      <w:proofErr w:type="gramEnd"/>
+      <w:r>
+        <w:rPr>
+          <w:rFonts w:ascii="Times New Roman" w:eastAsia="Times New Roman" w:hAnsi="Times New Roman" w:cs="Times New Roman"/>
+          <w:kern w:val="0"/>
+          <w:lang w:eastAsia="pt-BR"/>
+          <w14:ligatures w14:val="none"/>
+        </w:rPr>
+        <w:t xml:space="preserve"> todos os satélites e contabiliza quantas imagens cada um capturou utilizando FOR LOOP, exibindo um ranking em ordem decrescente com o total geral ao final.</w:t>
+      </w:r>
+    </w:p>
+    <w:p>
+      <w:pPr>
+        <w:spacing w:before="100" w:beforeAutospacing="1" w:after="100" w:afterAutospacing="1" w:line="240" w:lineRule="auto"/>
+        <w:rPr>
+          <w:rFonts w:ascii="Times New Roman" w:eastAsia="Times New Roman" w:hAnsi="Times New Roman" w:cs="Times New Roman"/>
+          <w:kern w:val="0"/>
+          <w:lang w:eastAsia="pt-BR"/>
+          <w14:ligatures w14:val="none"/>
+        </w:rPr>
+      </w:pPr>
+      <w:r>
+        <w:rPr>
+          <w:rFonts w:ascii="Times New Roman" w:eastAsia="Times New Roman" w:hAnsi="Times New Roman" w:cs="Times New Roman"/>
+          <w:b/>
+          <w:bCs/>
+          <w:kern w:val="0"/>
+          <w:lang w:eastAsia="pt-BR"/>
+          <w14:ligatures w14:val="none"/>
+        </w:rPr>
+        <w:lastRenderedPageBreak/>
+        <w:t xml:space="preserve">Cursor adicional 4 — Ocorrências reportadas por </w:t>
+      </w:r>
+      <w:proofErr w:type="gramStart"/>
+      <w:r>
+        <w:rPr>
+          <w:rFonts w:ascii="Times New Roman" w:eastAsia="Times New Roman" w:hAnsi="Times New Roman" w:cs="Times New Roman"/>
+          <w:b/>
+          <w:bCs/>
+          <w:kern w:val="0"/>
+          <w:lang w:eastAsia="pt-BR"/>
+          <w14:ligatures w14:val="none"/>
+        </w:rPr>
+        <w:t>fiscais</w:t>
+      </w:r>
+      <w:r>
+        <w:rPr>
+          <w:rFonts w:ascii="Times New Roman" w:eastAsia="Times New Roman" w:hAnsi="Times New Roman" w:cs="Times New Roman"/>
+          <w:kern w:val="0"/>
+          <w:lang w:eastAsia="pt-BR"/>
+          <w14:ligatures w14:val="none"/>
+        </w:rPr>
+        <w:t xml:space="preserve"> Percorre</w:t>
+      </w:r>
+      <w:proofErr w:type="gramEnd"/>
+      <w:r>
+        <w:rPr>
+          <w:rFonts w:ascii="Times New Roman" w:eastAsia="Times New Roman" w:hAnsi="Times New Roman" w:cs="Times New Roman"/>
+          <w:kern w:val="0"/>
+          <w:lang w:eastAsia="pt-BR"/>
+          <w14:ligatures w14:val="none"/>
+        </w:rPr>
+        <w:t xml:space="preserve"> as ocorrências cadastradas filtrando apenas as reportadas por usuários do tipo FISCAL, utilizando cursor explícito com parâmetro e LOOP com EXIT WHEN. Exibe nome do fiscal, data, área estimada e descrição de cada ocorrência.</w:t>
+      </w:r>
+    </w:p>
+    <w:p>
+      <w:pPr>
+        <w:spacing w:after="0" w:line="240" w:lineRule="auto"/>
+        <w:rPr>
+          <w:rFonts w:ascii="Times New Roman" w:eastAsia="Times New Roman" w:hAnsi="Times New Roman" w:cs="Times New Roman"/>
+          <w:kern w:val="0"/>
+          <w:lang w:eastAsia="pt-BR"/>
+          <w14:ligatures w14:val="none"/>
+        </w:rPr>
+      </w:pPr>
+    </w:p>
+    <w:p>
+      <w:pPr>
+        <w:spacing w:before="100" w:beforeAutospacing="1" w:after="100" w:afterAutospacing="1" w:line="240" w:lineRule="auto"/>
+        <w:rPr>
+          <w:rFonts w:ascii="Times New Roman" w:hAnsi="Times New Roman" w:cs="Times New Roman"/>
+          <w:b/>
+          <w:bCs/>
+        </w:rPr>
+      </w:pPr>
+      <w:r>
+        <w:rPr>
+          <w:rFonts w:ascii="Times New Roman" w:hAnsi="Times New Roman" w:cs="Times New Roman"/>
+          <w:b/>
+          <w:bCs/>
+        </w:rPr>
+        <w:t xml:space="preserve"> </w:t>
+      </w:r>
+      <w:r>
+        <w:rPr>
+          <w:rFonts w:ascii="Times New Roman" w:hAnsi="Times New Roman" w:cs="Times New Roman"/>
+          <w:b/>
+          <w:bCs/>
+        </w:rPr>
+        <w:t>2.9 Relatórios</w:t>
+      </w:r>
+      <w:r>
+        <w:rPr>
+          <w:rFonts w:ascii="Times New Roman" w:hAnsi="Times New Roman" w:cs="Times New Roman"/>
+          <w:b/>
+          <w:bCs/>
+        </w:rPr>
+        <w:t xml:space="preserve"> SQL</w:t>
+      </w:r>
+    </w:p>
+    <w:p>
+      <w:pPr>
+        <w:spacing w:before="100" w:beforeAutospacing="1" w:after="100" w:afterAutospacing="1" w:line="240" w:lineRule="auto"/>
+        <w:rPr>
+          <w:rFonts w:ascii="Times New Roman" w:eastAsia="Times New Roman" w:hAnsi="Times New Roman" w:cs="Times New Roman"/>
+          <w:kern w:val="0"/>
+          <w:lang w:eastAsia="pt-BR"/>
+          <w14:ligatures w14:val="none"/>
+        </w:rPr>
+      </w:pPr>
+      <w:r>
+        <w:rPr>
+          <w:rFonts w:ascii="Times New Roman" w:eastAsia="Times New Roman" w:hAnsi="Times New Roman" w:cs="Times New Roman"/>
+          <w:b/>
+          <w:bCs/>
+          <w:kern w:val="0"/>
+          <w:lang w:eastAsia="pt-BR"/>
+          <w14:ligatures w14:val="none"/>
+        </w:rPr>
+        <w:t xml:space="preserve">Relatório 1 — Alertas completos com </w:t>
+      </w:r>
+      <w:proofErr w:type="gramStart"/>
+      <w:r>
+        <w:rPr>
+          <w:rFonts w:ascii="Times New Roman" w:eastAsia="Times New Roman" w:hAnsi="Times New Roman" w:cs="Times New Roman"/>
+          <w:b/>
+          <w:bCs/>
+          <w:kern w:val="0"/>
+          <w:lang w:eastAsia="pt-BR"/>
+          <w14:ligatures w14:val="none"/>
+        </w:rPr>
+        <w:t>origem</w:t>
+      </w:r>
+      <w:r>
+        <w:rPr>
+          <w:rFonts w:ascii="Times New Roman" w:eastAsia="Times New Roman" w:hAnsi="Times New Roman" w:cs="Times New Roman"/>
+          <w:kern w:val="0"/>
+          <w:lang w:eastAsia="pt-BR"/>
+          <w14:ligatures w14:val="none"/>
+        </w:rPr>
+        <w:t xml:space="preserve"> Retorna</w:t>
+      </w:r>
+      <w:proofErr w:type="gramEnd"/>
+      <w:r>
+        <w:rPr>
+          <w:rFonts w:ascii="Times New Roman" w:eastAsia="Times New Roman" w:hAnsi="Times New Roman" w:cs="Times New Roman"/>
+          <w:kern w:val="0"/>
+          <w:lang w:eastAsia="pt-BR"/>
+          <w14:ligatures w14:val="none"/>
+        </w:rPr>
+        <w:t xml:space="preserve"> todos os alertas emitidos com informações completas da cadeia de origem: nível de criticidade, área desmatada, percentual de variação, nome da região, estado e qual satélite capturou a imagem que originou o alerta. Utiliza JOIN entre 6 tabelas ordenado pela data de emissão mais recente.</w:t>
+      </w:r>
+    </w:p>
+    <w:p>
+      <w:pPr>
+        <w:spacing w:before="100" w:beforeAutospacing="1" w:after="100" w:afterAutospacing="1" w:line="240" w:lineRule="auto"/>
+        <w:rPr>
+          <w:rFonts w:ascii="Times New Roman" w:eastAsia="Times New Roman" w:hAnsi="Times New Roman" w:cs="Times New Roman"/>
+          <w:kern w:val="0"/>
+          <w:lang w:eastAsia="pt-BR"/>
+          <w14:ligatures w14:val="none"/>
+        </w:rPr>
+      </w:pPr>
+      <w:r>
+        <w:rPr>
+          <w:rFonts w:ascii="Times New Roman" w:eastAsia="Times New Roman" w:hAnsi="Times New Roman" w:cs="Times New Roman"/>
+          <w:b/>
+          <w:bCs/>
+          <w:kern w:val="0"/>
+          <w:lang w:eastAsia="pt-BR"/>
+          <w14:ligatures w14:val="none"/>
+        </w:rPr>
+        <w:t xml:space="preserve">Relatório 2 — Ocorrências por </w:t>
+      </w:r>
+      <w:proofErr w:type="gramStart"/>
+      <w:r>
+        <w:rPr>
+          <w:rFonts w:ascii="Times New Roman" w:eastAsia="Times New Roman" w:hAnsi="Times New Roman" w:cs="Times New Roman"/>
+          <w:b/>
+          <w:bCs/>
+          <w:kern w:val="0"/>
+          <w:lang w:eastAsia="pt-BR"/>
+          <w14:ligatures w14:val="none"/>
+        </w:rPr>
+        <w:t>fiscal</w:t>
+      </w:r>
+      <w:r>
+        <w:rPr>
+          <w:rFonts w:ascii="Times New Roman" w:eastAsia="Times New Roman" w:hAnsi="Times New Roman" w:cs="Times New Roman"/>
+          <w:kern w:val="0"/>
+          <w:lang w:eastAsia="pt-BR"/>
+          <w14:ligatures w14:val="none"/>
+        </w:rPr>
+        <w:t xml:space="preserve"> Retorna</w:t>
+      </w:r>
+      <w:proofErr w:type="gramEnd"/>
+      <w:r>
+        <w:rPr>
+          <w:rFonts w:ascii="Times New Roman" w:eastAsia="Times New Roman" w:hAnsi="Times New Roman" w:cs="Times New Roman"/>
+          <w:kern w:val="0"/>
+          <w:lang w:eastAsia="pt-BR"/>
+          <w14:ligatures w14:val="none"/>
+        </w:rPr>
+        <w:t xml:space="preserve"> todas as ocorrências de desmatamento reportadas manualmente em campo, com nome e tipo do fiscal responsável, região e estado onde ocorreu e área estimada. Utiliza JOIN entre 4 tabelas ordenado pela data mais recente.</w:t>
+      </w:r>
+    </w:p>
+    <w:p>
+      <w:pPr>
+        <w:spacing w:before="100" w:beforeAutospacing="1" w:after="100" w:afterAutospacing="1" w:line="240" w:lineRule="auto"/>
+        <w:rPr>
+          <w:rFonts w:ascii="Times New Roman" w:eastAsia="Times New Roman" w:hAnsi="Times New Roman" w:cs="Times New Roman"/>
+          <w:kern w:val="0"/>
+          <w:lang w:eastAsia="pt-BR"/>
+          <w14:ligatures w14:val="none"/>
+        </w:rPr>
+      </w:pPr>
+      <w:r>
+        <w:rPr>
+          <w:rFonts w:ascii="Times New Roman" w:eastAsia="Times New Roman" w:hAnsi="Times New Roman" w:cs="Times New Roman"/>
+          <w:b/>
+          <w:bCs/>
+          <w:kern w:val="0"/>
+          <w:lang w:eastAsia="pt-BR"/>
+          <w14:ligatures w14:val="none"/>
+        </w:rPr>
+        <w:t xml:space="preserve">Relatório 3 — Órgãos notificados por </w:t>
+      </w:r>
+      <w:proofErr w:type="gramStart"/>
+      <w:r>
+        <w:rPr>
+          <w:rFonts w:ascii="Times New Roman" w:eastAsia="Times New Roman" w:hAnsi="Times New Roman" w:cs="Times New Roman"/>
+          <w:b/>
+          <w:bCs/>
+          <w:kern w:val="0"/>
+          <w:lang w:eastAsia="pt-BR"/>
+          <w14:ligatures w14:val="none"/>
+        </w:rPr>
+        <w:t>alerta</w:t>
+      </w:r>
+      <w:r>
+        <w:rPr>
+          <w:rFonts w:ascii="Times New Roman" w:eastAsia="Times New Roman" w:hAnsi="Times New Roman" w:cs="Times New Roman"/>
+          <w:kern w:val="0"/>
+          <w:lang w:eastAsia="pt-BR"/>
+          <w14:ligatures w14:val="none"/>
+        </w:rPr>
+        <w:t xml:space="preserve"> Retorna</w:t>
+      </w:r>
+      <w:proofErr w:type="gramEnd"/>
+      <w:r>
+        <w:rPr>
+          <w:rFonts w:ascii="Times New Roman" w:eastAsia="Times New Roman" w:hAnsi="Times New Roman" w:cs="Times New Roman"/>
+          <w:kern w:val="0"/>
+          <w:lang w:eastAsia="pt-BR"/>
+          <w14:ligatures w14:val="none"/>
+        </w:rPr>
+        <w:t xml:space="preserve"> o histórico de notificações enviadas aos órgãos ambientais, com status de cada notificação, nível de criticidade do alerta correspondente, nome e tipo do órgão e estado de atuação. Utiliza JOIN entre 4 tabelas ordenado pela data de notificação.</w:t>
+      </w:r>
+    </w:p>
+    <w:p>
+      <w:pPr>
+        <w:spacing w:before="100" w:beforeAutospacing="1" w:after="100" w:afterAutospacing="1" w:line="240" w:lineRule="auto"/>
+        <w:rPr>
+          <w:rFonts w:ascii="Times New Roman" w:eastAsia="Times New Roman" w:hAnsi="Times New Roman" w:cs="Times New Roman"/>
+          <w:kern w:val="0"/>
+          <w:lang w:eastAsia="pt-BR"/>
+          <w14:ligatures w14:val="none"/>
+        </w:rPr>
+      </w:pPr>
+      <w:r>
+        <w:rPr>
+          <w:rFonts w:ascii="Times New Roman" w:eastAsia="Times New Roman" w:hAnsi="Times New Roman" w:cs="Times New Roman"/>
+          <w:b/>
+          <w:bCs/>
+          <w:kern w:val="0"/>
+          <w:lang w:eastAsia="pt-BR"/>
+          <w14:ligatures w14:val="none"/>
+        </w:rPr>
+        <w:t xml:space="preserve">Relatório 4 — Resumo de desmatamento por </w:t>
+      </w:r>
+      <w:proofErr w:type="gramStart"/>
+      <w:r>
+        <w:rPr>
+          <w:rFonts w:ascii="Times New Roman" w:eastAsia="Times New Roman" w:hAnsi="Times New Roman" w:cs="Times New Roman"/>
+          <w:b/>
+          <w:bCs/>
+          <w:kern w:val="0"/>
+          <w:lang w:eastAsia="pt-BR"/>
+          <w14:ligatures w14:val="none"/>
+        </w:rPr>
+        <w:t>estado</w:t>
+      </w:r>
+      <w:r>
+        <w:rPr>
+          <w:rFonts w:ascii="Times New Roman" w:eastAsia="Times New Roman" w:hAnsi="Times New Roman" w:cs="Times New Roman"/>
+          <w:kern w:val="0"/>
+          <w:lang w:eastAsia="pt-BR"/>
+          <w14:ligatures w14:val="none"/>
+        </w:rPr>
+        <w:t xml:space="preserve"> Retorna</w:t>
+      </w:r>
+      <w:proofErr w:type="gramEnd"/>
+      <w:r>
+        <w:rPr>
+          <w:rFonts w:ascii="Times New Roman" w:eastAsia="Times New Roman" w:hAnsi="Times New Roman" w:cs="Times New Roman"/>
+          <w:kern w:val="0"/>
+          <w:lang w:eastAsia="pt-BR"/>
+          <w14:ligatures w14:val="none"/>
+        </w:rPr>
+        <w:t xml:space="preserve"> um consolidado gerencial por estado com total de regiões monitoradas, total de imagens </w:t>
+      </w:r>
+      <w:proofErr w:type="spellStart"/>
+      <w:r>
+        <w:rPr>
+          <w:rFonts w:ascii="Times New Roman" w:eastAsia="Times New Roman" w:hAnsi="Times New Roman" w:cs="Times New Roman"/>
+          <w:kern w:val="0"/>
+          <w:lang w:eastAsia="pt-BR"/>
+          <w14:ligatures w14:val="none"/>
+        </w:rPr>
+        <w:t>satelitais</w:t>
+      </w:r>
+      <w:proofErr w:type="spellEnd"/>
+      <w:r>
+        <w:rPr>
+          <w:rFonts w:ascii="Times New Roman" w:eastAsia="Times New Roman" w:hAnsi="Times New Roman" w:cs="Times New Roman"/>
+          <w:kern w:val="0"/>
+          <w:lang w:eastAsia="pt-BR"/>
+          <w14:ligatures w14:val="none"/>
+        </w:rPr>
+        <w:t xml:space="preserve"> capturadas, total de análises realizadas, área total desmatada em km², média de desmatamento por região e maior área desmatada registrada. Utiliza JOIN entre 4 tabelas com GROUP BY e funções de agregação.</w:t>
+      </w:r>
+    </w:p>
+    <w:p>
+      <w:pPr>
+        <w:spacing w:before="100" w:beforeAutospacing="1" w:after="100" w:afterAutospacing="1" w:line="240" w:lineRule="auto"/>
+        <w:rPr>
+          <w:rFonts w:ascii="Times New Roman" w:eastAsia="Times New Roman" w:hAnsi="Times New Roman" w:cs="Times New Roman"/>
+          <w:kern w:val="0"/>
+          <w:lang w:eastAsia="pt-BR"/>
+          <w14:ligatures w14:val="none"/>
+        </w:rPr>
+      </w:pPr>
+      <w:r>
+        <w:rPr>
+          <w:rFonts w:ascii="Times New Roman" w:eastAsia="Times New Roman" w:hAnsi="Times New Roman" w:cs="Times New Roman"/>
+          <w:b/>
+          <w:bCs/>
+          <w:kern w:val="0"/>
+          <w:lang w:eastAsia="pt-BR"/>
+          <w14:ligatures w14:val="none"/>
+        </w:rPr>
+        <w:t xml:space="preserve">Relatório 5 — Relatórios gerados com total de alertas no </w:t>
+      </w:r>
+      <w:proofErr w:type="gramStart"/>
+      <w:r>
+        <w:rPr>
+          <w:rFonts w:ascii="Times New Roman" w:eastAsia="Times New Roman" w:hAnsi="Times New Roman" w:cs="Times New Roman"/>
+          <w:b/>
+          <w:bCs/>
+          <w:kern w:val="0"/>
+          <w:lang w:eastAsia="pt-BR"/>
+          <w14:ligatures w14:val="none"/>
+        </w:rPr>
+        <w:t>período</w:t>
+      </w:r>
+      <w:r>
+        <w:rPr>
+          <w:rFonts w:ascii="Times New Roman" w:eastAsia="Times New Roman" w:hAnsi="Times New Roman" w:cs="Times New Roman"/>
+          <w:kern w:val="0"/>
+          <w:lang w:eastAsia="pt-BR"/>
+          <w14:ligatures w14:val="none"/>
+        </w:rPr>
+        <w:t xml:space="preserve"> Retorna</w:t>
+      </w:r>
+      <w:proofErr w:type="gramEnd"/>
+      <w:r>
+        <w:rPr>
+          <w:rFonts w:ascii="Times New Roman" w:eastAsia="Times New Roman" w:hAnsi="Times New Roman" w:cs="Times New Roman"/>
+          <w:kern w:val="0"/>
+          <w:lang w:eastAsia="pt-BR"/>
+          <w14:ligatures w14:val="none"/>
+        </w:rPr>
+        <w:t xml:space="preserve"> todos os relatórios gerenciais gerados no sistema com nome do usuário responsável, período analisado e quantidade de alertas emitidos dentro daquele período. Utiliza JOIN com LEFT JOIN para garantir que relatórios sem alertas no período também sejam exibidos, com GROUP BY para consolidar os totais.</w:t>
       </w:r>
     </w:p>
     <w:p>
@@ -19650,7 +20225,7 @@
 </file>
 
 <file path=customXml/itemProps1.xml><?xml version="1.0" encoding="utf-8"?>
-<ds:datastoreItem xmlns:ds="http://schemas.openxmlformats.org/officeDocument/2006/customXml" ds:itemID="{5847742B-5486-415B-9CF9-6B970D1E5D42}">
+<ds:datastoreItem xmlns:ds="http://schemas.openxmlformats.org/officeDocument/2006/customXml" ds:itemID="{2E25824B-5D07-4022-97C4-CCBCBFD5FA77}">
   <ds:schemaRefs>
     <ds:schemaRef ds:uri="http://schemas.openxmlformats.org/officeDocument/2006/bibliography"/>
   </ds:schemaRefs>
